--- a/هشتم/ف 9/فصل 9.docx
+++ b/هشتم/ف 9/فصل 9.docx
@@ -47,8 +47,6 @@
             <w:pPr>
               <w:rPr>
                 <w:rFonts w:ascii="Vazirmatn" w:hAnsi="Vazirmatn"/>
-                <w:sz w:val="28"/>
-                <w:szCs w:val="28"/>
                 <w:rtl/>
                 <w:lang w:bidi="fa-IR"/>
               </w:rPr>
@@ -56,8 +54,6 @@
             <w:r>
               <w:rPr>
                 <w:rFonts w:ascii="Vazirmatn" w:hAnsi="Vazirmatn" w:hint="cs"/>
-                <w:sz w:val="28"/>
-                <w:szCs w:val="28"/>
                 <w:rtl/>
               </w:rPr>
               <w:t>نام و نام خانوادگی:</w:t>
@@ -74,8 +70,6 @@
             <w:pPr>
               <w:rPr>
                 <w:rFonts w:ascii="Vazirmatn" w:hAnsi="Vazirmatn"/>
-                <w:sz w:val="28"/>
-                <w:szCs w:val="28"/>
                 <w:rtl/>
                 <w:lang w:bidi="fa-IR"/>
               </w:rPr>
@@ -83,8 +77,6 @@
             <w:r>
               <w:rPr>
                 <w:rFonts w:ascii="Vazirmatn" w:hAnsi="Vazirmatn" w:hint="cs"/>
-                <w:sz w:val="28"/>
-                <w:szCs w:val="28"/>
                 <w:rtl/>
               </w:rPr>
               <w:t>کلاس ه</w:t>
@@ -92,8 +84,6 @@
             <w:r>
               <w:rPr>
                 <w:rFonts w:ascii="Vazirmatn" w:hAnsi="Vazirmatn" w:hint="cs"/>
-                <w:sz w:val="28"/>
-                <w:szCs w:val="28"/>
                 <w:rtl/>
               </w:rPr>
               <w:t>شتم</w:t>
@@ -101,8 +91,6 @@
             <w:r>
               <w:rPr>
                 <w:rFonts w:ascii="Vazirmatn" w:hAnsi="Vazirmatn" w:hint="cs"/>
-                <w:sz w:val="28"/>
-                <w:szCs w:val="28"/>
                 <w:rtl/>
               </w:rPr>
               <w:t>: ....................</w:t>
@@ -120,8 +108,6 @@
             <w:pPr>
               <w:rPr>
                 <w:rFonts w:ascii="Vazirmatn" w:hAnsi="Vazirmatn"/>
-                <w:sz w:val="28"/>
-                <w:szCs w:val="28"/>
                 <w:rtl/>
                 <w:lang w:bidi="fa-IR"/>
               </w:rPr>
@@ -129,8 +115,6 @@
             <w:r>
               <w:rPr>
                 <w:rFonts w:ascii="Vazirmatn" w:hAnsi="Vazirmatn" w:hint="cs"/>
-                <w:sz w:val="28"/>
-                <w:szCs w:val="28"/>
                 <w:rtl/>
                 <w:lang w:bidi="fa-IR"/>
               </w:rPr>
@@ -155,16 +139,12 @@
               <w:jc w:val="center"/>
               <w:rPr>
                 <w:rFonts w:ascii="Vazirmatn" w:hAnsi="Vazirmatn"/>
-                <w:sz w:val="28"/>
-                <w:szCs w:val="28"/>
                 <w:rtl/>
               </w:rPr>
             </w:pPr>
             <w:r>
               <w:rPr>
                 <w:rFonts w:ascii="Vazirmatn" w:hAnsi="Vazirmatn" w:hint="cs"/>
-                <w:sz w:val="28"/>
-                <w:szCs w:val="28"/>
                 <w:rtl/>
               </w:rPr>
               <w:t>درست/نادرست</w:t>
@@ -200,16 +180,12 @@
                 <w:p>
                   <w:pPr>
                     <w:rPr>
-                      <w:sz w:val="28"/>
-                      <w:szCs w:val="28"/>
                       <w:rtl/>
                     </w:rPr>
                   </w:pPr>
                   <w:r>
                     <w:rPr>
                       <w:rFonts w:hint="cs"/>
-                      <w:sz w:val="28"/>
-                      <w:szCs w:val="28"/>
                       <w:rtl/>
                     </w:rPr>
                     <w:t>الف)</w:t>
@@ -217,16 +193,12 @@
                   <w:r>
                     <w:rPr>
                       <w:rFonts w:ascii="Shabnam" w:hAnsi="Shabnam" w:hint="cs"/>
-                      <w:sz w:val="28"/>
-                      <w:szCs w:val="28"/>
                       <w:rtl/>
                     </w:rPr>
                     <w:t xml:space="preserve"> </w:t>
                   </w:r>
                   <w:r>
                     <w:rPr>
-                      <w:sz w:val="28"/>
-                      <w:szCs w:val="28"/>
                       <w:rtl/>
                     </w:rPr>
                     <w:t xml:space="preserve">اندازه </w:t>
@@ -234,16 +206,12 @@
                   <w:r>
                     <w:rPr>
                       <w:rFonts w:hint="cs"/>
-                      <w:sz w:val="28"/>
-                      <w:szCs w:val="28"/>
                       <w:rtl/>
                     </w:rPr>
                     <w:t>ی</w:t>
                   </w:r>
                   <w:r>
                     <w:rPr>
-                      <w:sz w:val="28"/>
-                      <w:szCs w:val="28"/>
                       <w:rtl/>
                     </w:rPr>
                     <w:t xml:space="preserve"> هر زاو</w:t>
@@ -251,8 +219,6 @@
                   <w:r>
                     <w:rPr>
                       <w:rFonts w:hint="cs"/>
-                      <w:sz w:val="28"/>
-                      <w:szCs w:val="28"/>
                       <w:rtl/>
                     </w:rPr>
                     <w:t>ی</w:t>
@@ -260,16 +226,12 @@
                   <w:r>
                     <w:rPr>
                       <w:rFonts w:hint="eastAsia"/>
-                      <w:sz w:val="28"/>
-                      <w:szCs w:val="28"/>
                       <w:rtl/>
                     </w:rPr>
                     <w:t>ه</w:t>
                   </w:r>
                   <w:r>
                     <w:rPr>
-                      <w:sz w:val="28"/>
-                      <w:szCs w:val="28"/>
                       <w:rtl/>
                     </w:rPr>
                     <w:t xml:space="preserve"> محاط</w:t>
@@ -277,16 +239,12 @@
                   <w:r>
                     <w:rPr>
                       <w:rFonts w:hint="cs"/>
-                      <w:sz w:val="28"/>
-                      <w:szCs w:val="28"/>
                       <w:rtl/>
                     </w:rPr>
                     <w:t>ی</w:t>
                   </w:r>
                   <w:r>
                     <w:rPr>
-                      <w:sz w:val="28"/>
-                      <w:szCs w:val="28"/>
                       <w:rtl/>
                     </w:rPr>
                     <w:t xml:space="preserve"> </w:t>
@@ -294,16 +252,12 @@
                   <w:r>
                     <w:rPr>
                       <w:rFonts w:hint="cs"/>
-                      <w:sz w:val="28"/>
-                      <w:szCs w:val="28"/>
                       <w:rtl/>
                     </w:rPr>
                     <w:t>برابر</w:t>
                   </w:r>
                   <w:r>
                     <w:rPr>
-                      <w:sz w:val="28"/>
-                      <w:szCs w:val="28"/>
                       <w:rtl/>
                     </w:rPr>
                     <w:t>کمان روبه رو</w:t>
@@ -311,8 +265,6 @@
                   <w:r>
                     <w:rPr>
                       <w:rFonts w:hint="cs"/>
-                      <w:sz w:val="28"/>
-                      <w:szCs w:val="28"/>
                       <w:rtl/>
                     </w:rPr>
                     <w:t>ی</w:t>
@@ -320,16 +272,12 @@
                   <w:r>
                     <w:rPr>
                       <w:rFonts w:hint="eastAsia"/>
-                      <w:sz w:val="28"/>
-                      <w:szCs w:val="28"/>
                       <w:rtl/>
                     </w:rPr>
                     <w:t>ش</w:t>
                   </w:r>
                   <w:r>
                     <w:rPr>
-                      <w:sz w:val="28"/>
-                      <w:szCs w:val="28"/>
                       <w:rtl/>
                     </w:rPr>
                     <w:t xml:space="preserve"> است.</w:t>
@@ -344,8 +292,6 @@
                 <w:p>
                   <w:pPr>
                     <w:rPr>
-                      <w:sz w:val="28"/>
-                      <w:szCs w:val="28"/>
                       <w:rtl/>
                     </w:rPr>
                   </w:pPr>
@@ -353,8 +299,6 @@
                     <w:rPr>
                       <w:rFonts w:asciiTheme="majorBidi" w:hAnsiTheme="majorBidi" w:hint="cs"/>
                       <w:color w:val="000000" w:themeColor="text1"/>
-                      <w:sz w:val="28"/>
-                      <w:szCs w:val="28"/>
                       <w:rtl/>
                       <w:lang w:bidi="fa-IR"/>
                     </w:rPr>
@@ -364,8 +308,6 @@
                     <w:rPr>
                       <w:rFonts w:asciiTheme="majorBidi" w:hAnsiTheme="majorBidi"/>
                       <w:color w:val="000000" w:themeColor="text1"/>
-                      <w:sz w:val="28"/>
-                      <w:szCs w:val="28"/>
                     </w:rPr>
                     <w:sym w:font="Wingdings" w:char="F06D"/>
                   </w:r>
@@ -379,8 +321,6 @@
                 <w:p>
                   <w:pPr>
                     <w:rPr>
-                      <w:sz w:val="28"/>
-                      <w:szCs w:val="28"/>
                       <w:rtl/>
                     </w:rPr>
                   </w:pPr>
@@ -388,8 +328,6 @@
                     <w:rPr>
                       <w:rFonts w:asciiTheme="majorBidi" w:hAnsiTheme="majorBidi" w:hint="cs"/>
                       <w:color w:val="000000" w:themeColor="text1"/>
-                      <w:sz w:val="28"/>
-                      <w:szCs w:val="28"/>
                       <w:rtl/>
                       <w:lang w:bidi="fa-IR"/>
                     </w:rPr>
@@ -399,8 +337,6 @@
                     <w:rPr>
                       <w:rFonts w:asciiTheme="majorBidi" w:hAnsiTheme="majorBidi"/>
                       <w:color w:val="000000" w:themeColor="text1"/>
-                      <w:sz w:val="28"/>
-                      <w:szCs w:val="28"/>
                     </w:rPr>
                     <w:sym w:font="Wingdings" w:char="F06D"/>
                   </w:r>
@@ -408,8 +344,6 @@
                     <w:rPr>
                       <w:rFonts w:asciiTheme="majorBidi" w:hAnsiTheme="majorBidi" w:hint="cs"/>
                       <w:color w:val="000000" w:themeColor="text1"/>
-                      <w:sz w:val="28"/>
-                      <w:szCs w:val="28"/>
                       <w:rtl/>
                       <w:lang w:bidi="fa-IR"/>
                     </w:rPr>
@@ -427,42 +361,45 @@
                 <w:p>
                   <w:pPr>
                     <w:rPr>
-                      <w:sz w:val="28"/>
-                      <w:szCs w:val="28"/>
                       <w:rtl/>
                     </w:rPr>
                   </w:pPr>
                   <w:r>
                     <w:rPr>
                       <w:rFonts w:hint="cs"/>
-                      <w:sz w:val="28"/>
-                      <w:szCs w:val="28"/>
-                      <w:rtl/>
-                    </w:rPr>
-                    <w:t xml:space="preserve">ب) </w:t>
+                      <w:rtl/>
+                    </w:rPr>
+                    <w:t>ب) قطر</w:t>
+                  </w:r>
+                  <w:r>
+                    <w:rPr>
+                      <w:rtl/>
+                    </w:rPr>
+                    <w:t xml:space="preserve"> دا</w:t>
                   </w:r>
                   <w:r>
                     <w:rPr>
                       <w:rFonts w:hint="cs"/>
-                      <w:sz w:val="28"/>
-                      <w:szCs w:val="28"/>
-                      <w:rtl/>
-                    </w:rPr>
-                    <w:t>قطر</w:t>
-                  </w:r>
-                  <w:r>
-                    <w:rPr>
-                      <w:sz w:val="28"/>
-                      <w:szCs w:val="28"/>
-                      <w:rtl/>
-                    </w:rPr>
-                    <w:t xml:space="preserve"> دا</w:t>
+                      <w:rtl/>
+                    </w:rPr>
+                    <w:t>ی</w:t>
+                  </w:r>
+                  <w:r>
+                    <w:rPr>
+                      <w:rFonts w:hint="eastAsia"/>
+                      <w:rtl/>
+                    </w:rPr>
+                    <w:t>ره</w:t>
+                  </w:r>
+                  <w:r>
+                    <w:rPr>
+                      <w:rtl/>
+                    </w:rPr>
+                    <w:t xml:space="preserve"> ، دا</w:t>
                   </w:r>
                   <w:r>
                     <w:rPr>
                       <w:rFonts w:hint="cs"/>
-                      <w:sz w:val="28"/>
-                      <w:szCs w:val="28"/>
                       <w:rtl/>
                     </w:rPr>
                     <w:t>ی</w:t>
@@ -470,25 +407,32 @@
                   <w:r>
                     <w:rPr>
                       <w:rFonts w:hint="eastAsia"/>
-                      <w:sz w:val="28"/>
-                      <w:szCs w:val="28"/>
                       <w:rtl/>
                     </w:rPr>
                     <w:t>ره</w:t>
                   </w:r>
                   <w:r>
                     <w:rPr>
-                      <w:sz w:val="28"/>
-                      <w:szCs w:val="28"/>
-                      <w:rtl/>
-                    </w:rPr>
-                    <w:t xml:space="preserve"> ، دا</w:t>
+                      <w:rtl/>
+                    </w:rPr>
+                    <w:t xml:space="preserve"> را به دوکمان</w:t>
                   </w:r>
                   <w:r>
                     <w:rPr>
                       <w:rFonts w:hint="cs"/>
-                      <w:sz w:val="28"/>
-                      <w:szCs w:val="28"/>
+                      <w:rtl/>
+                    </w:rPr>
+                    <w:t xml:space="preserve"> مساوی</w:t>
+                  </w:r>
+                  <w:r>
+                    <w:rPr>
+                      <w:rtl/>
+                    </w:rPr>
+                    <w:t xml:space="preserve"> تقس</w:t>
+                  </w:r>
+                  <w:r>
+                    <w:rPr>
+                      <w:rFonts w:hint="cs"/>
                       <w:rtl/>
                     </w:rPr>
                     <w:t>ی</w:t>
@@ -496,59 +440,12 @@
                   <w:r>
                     <w:rPr>
                       <w:rFonts w:hint="eastAsia"/>
-                      <w:sz w:val="28"/>
-                      <w:szCs w:val="28"/>
-                      <w:rtl/>
-                    </w:rPr>
-                    <w:t>ره</w:t>
-                  </w:r>
-                  <w:r>
-                    <w:rPr>
-                      <w:sz w:val="28"/>
-                      <w:szCs w:val="28"/>
-                      <w:rtl/>
-                    </w:rPr>
-                    <w:t xml:space="preserve"> را به دوکمان</w:t>
-                  </w:r>
-                  <w:r>
-                    <w:rPr>
-                      <w:rFonts w:hint="cs"/>
-                      <w:sz w:val="28"/>
-                      <w:szCs w:val="28"/>
-                      <w:rtl/>
-                    </w:rPr>
-                    <w:t xml:space="preserve"> مساوی</w:t>
-                  </w:r>
-                  <w:r>
-                    <w:rPr>
-                      <w:sz w:val="28"/>
-                      <w:szCs w:val="28"/>
-                      <w:rtl/>
-                    </w:rPr>
-                    <w:t xml:space="preserve"> تقس</w:t>
-                  </w:r>
-                  <w:r>
-                    <w:rPr>
-                      <w:rFonts w:hint="cs"/>
-                      <w:sz w:val="28"/>
-                      <w:szCs w:val="28"/>
-                      <w:rtl/>
-                    </w:rPr>
-                    <w:t>ی</w:t>
-                  </w:r>
-                  <w:r>
-                    <w:rPr>
-                      <w:rFonts w:hint="eastAsia"/>
-                      <w:sz w:val="28"/>
-                      <w:szCs w:val="28"/>
                       <w:rtl/>
                     </w:rPr>
                     <w:t>م</w:t>
                   </w:r>
                   <w:r>
                     <w:rPr>
-                      <w:sz w:val="28"/>
-                      <w:szCs w:val="28"/>
                       <w:rtl/>
                     </w:rPr>
                     <w:t xml:space="preserve"> کرده است.</w:t>
@@ -563,8 +460,6 @@
                 <w:p>
                   <w:pPr>
                     <w:rPr>
-                      <w:sz w:val="28"/>
-                      <w:szCs w:val="28"/>
                       <w:rtl/>
                     </w:rPr>
                   </w:pPr>
@@ -572,8 +467,6 @@
                     <w:rPr>
                       <w:rFonts w:asciiTheme="majorBidi" w:hAnsiTheme="majorBidi" w:hint="cs"/>
                       <w:color w:val="000000" w:themeColor="text1"/>
-                      <w:sz w:val="28"/>
-                      <w:szCs w:val="28"/>
                       <w:rtl/>
                       <w:lang w:bidi="fa-IR"/>
                     </w:rPr>
@@ -583,8 +476,6 @@
                     <w:rPr>
                       <w:rFonts w:asciiTheme="majorBidi" w:hAnsiTheme="majorBidi"/>
                       <w:color w:val="000000" w:themeColor="text1"/>
-                      <w:sz w:val="28"/>
-                      <w:szCs w:val="28"/>
                     </w:rPr>
                     <w:sym w:font="Wingdings" w:char="F06D"/>
                   </w:r>
@@ -598,8 +489,6 @@
                 <w:p>
                   <w:pPr>
                     <w:rPr>
-                      <w:sz w:val="28"/>
-                      <w:szCs w:val="28"/>
                       <w:rtl/>
                     </w:rPr>
                   </w:pPr>
@@ -607,8 +496,6 @@
                     <w:rPr>
                       <w:rFonts w:asciiTheme="majorBidi" w:hAnsiTheme="majorBidi" w:hint="cs"/>
                       <w:color w:val="000000" w:themeColor="text1"/>
-                      <w:sz w:val="28"/>
-                      <w:szCs w:val="28"/>
                       <w:rtl/>
                       <w:lang w:bidi="fa-IR"/>
                     </w:rPr>
@@ -618,8 +505,6 @@
                     <w:rPr>
                       <w:rFonts w:asciiTheme="majorBidi" w:hAnsiTheme="majorBidi"/>
                       <w:color w:val="000000" w:themeColor="text1"/>
-                      <w:sz w:val="28"/>
-                      <w:szCs w:val="28"/>
                     </w:rPr>
                     <w:sym w:font="Wingdings" w:char="F06D"/>
                   </w:r>
@@ -627,8 +512,6 @@
                     <w:rPr>
                       <w:rFonts w:asciiTheme="majorBidi" w:hAnsiTheme="majorBidi" w:hint="cs"/>
                       <w:color w:val="000000" w:themeColor="text1"/>
-                      <w:sz w:val="28"/>
-                      <w:szCs w:val="28"/>
                       <w:rtl/>
                       <w:lang w:bidi="fa-IR"/>
                     </w:rPr>
@@ -646,8 +529,6 @@
                 <w:p>
                   <w:pPr>
                     <w:rPr>
-                      <w:sz w:val="28"/>
-                      <w:szCs w:val="28"/>
                       <w:rtl/>
                       <w:lang w:bidi="fa-IR"/>
                     </w:rPr>
@@ -655,8 +536,6 @@
                   <w:r>
                     <w:rPr>
                       <w:rFonts w:hint="cs"/>
-                      <w:sz w:val="28"/>
-                      <w:szCs w:val="28"/>
                       <w:rtl/>
                     </w:rPr>
                     <w:t>ج)</w:t>
@@ -669,8 +548,6 @@
                   </w:r>
                   <w:r>
                     <w:rPr>
-                      <w:sz w:val="28"/>
-                      <w:szCs w:val="28"/>
                       <w:rtl/>
                       <w:lang w:bidi="fa-IR"/>
                     </w:rPr>
@@ -679,8 +556,6 @@
                   <w:r>
                     <w:rPr>
                       <w:rFonts w:hint="cs"/>
-                      <w:sz w:val="28"/>
-                      <w:szCs w:val="28"/>
                       <w:rtl/>
                       <w:lang w:bidi="fa-IR"/>
                     </w:rPr>
@@ -689,8 +564,6 @@
                   <w:r>
                     <w:rPr>
                       <w:rFonts w:hint="eastAsia"/>
-                      <w:sz w:val="28"/>
-                      <w:szCs w:val="28"/>
                       <w:rtl/>
                       <w:lang w:bidi="fa-IR"/>
                     </w:rPr>
@@ -698,8 +571,6 @@
                   </w:r>
                   <w:r>
                     <w:rPr>
-                      <w:sz w:val="28"/>
-                      <w:szCs w:val="28"/>
                       <w:rtl/>
                       <w:lang w:bidi="fa-IR"/>
                     </w:rPr>
@@ -708,8 +579,6 @@
                   <w:r>
                     <w:rPr>
                       <w:rFonts w:hint="cs"/>
-                      <w:sz w:val="28"/>
-                      <w:szCs w:val="28"/>
                       <w:rtl/>
                       <w:lang w:bidi="fa-IR"/>
                     </w:rPr>
@@ -718,8 +587,6 @@
                   <w:r>
                     <w:rPr>
                       <w:rFonts w:hint="eastAsia"/>
-                      <w:sz w:val="28"/>
-                      <w:szCs w:val="28"/>
                       <w:rtl/>
                       <w:lang w:bidi="fa-IR"/>
                     </w:rPr>
@@ -728,8 +595,6 @@
                   <w:r>
                     <w:rPr>
                       <w:rFonts w:hint="cs"/>
-                      <w:sz w:val="28"/>
-                      <w:szCs w:val="28"/>
                       <w:rtl/>
                       <w:lang w:bidi="fa-IR"/>
                     </w:rPr>
@@ -737,8 +602,6 @@
                   </w:r>
                   <w:r>
                     <w:rPr>
-                      <w:sz w:val="28"/>
-                      <w:szCs w:val="28"/>
                       <w:rtl/>
                       <w:lang w:bidi="fa-IR"/>
                     </w:rPr>
@@ -747,8 +610,6 @@
                   <w:r>
                     <w:rPr>
                       <w:rFonts w:hint="cs"/>
-                      <w:sz w:val="28"/>
-                      <w:szCs w:val="28"/>
                       <w:rtl/>
                       <w:lang w:bidi="fa-IR"/>
                     </w:rPr>
@@ -756,8 +617,6 @@
                   </w:r>
                   <w:r>
                     <w:rPr>
-                      <w:sz w:val="28"/>
-                      <w:szCs w:val="28"/>
                       <w:rtl/>
                       <w:lang w:bidi="fa-IR"/>
                     </w:rPr>
@@ -766,8 +625,6 @@
                   <w:r>
                     <w:rPr>
                       <w:rFonts w:hint="cs"/>
-                      <w:sz w:val="28"/>
-                      <w:szCs w:val="28"/>
                       <w:rtl/>
                       <w:lang w:bidi="fa-IR"/>
                     </w:rPr>
@@ -775,8 +632,6 @@
                   </w:r>
                   <w:r>
                     <w:rPr>
-                      <w:sz w:val="28"/>
-                      <w:szCs w:val="28"/>
                       <w:rtl/>
                       <w:lang w:bidi="fa-IR"/>
                     </w:rPr>
@@ -785,8 +640,6 @@
                   <w:r>
                     <w:rPr>
                       <w:rFonts w:hint="cs"/>
-                      <w:sz w:val="28"/>
-                      <w:szCs w:val="28"/>
                       <w:rtl/>
                       <w:lang w:bidi="fa-IR"/>
                     </w:rPr>
@@ -794,8 +647,6 @@
                   </w:r>
                   <w:r>
                     <w:rPr>
-                      <w:sz w:val="28"/>
-                      <w:szCs w:val="28"/>
                       <w:rtl/>
                       <w:lang w:bidi="fa-IR"/>
                     </w:rPr>
@@ -813,8 +664,6 @@
                     <w:rPr>
                       <w:rFonts w:asciiTheme="majorBidi" w:hAnsiTheme="majorBidi"/>
                       <w:color w:val="000000" w:themeColor="text1"/>
-                      <w:sz w:val="28"/>
-                      <w:szCs w:val="28"/>
                       <w:rtl/>
                       <w:lang w:bidi="fa-IR"/>
                     </w:rPr>
@@ -823,8 +672,6 @@
                     <w:rPr>
                       <w:rFonts w:asciiTheme="majorBidi" w:hAnsiTheme="majorBidi" w:hint="cs"/>
                       <w:color w:val="000000" w:themeColor="text1"/>
-                      <w:sz w:val="28"/>
-                      <w:szCs w:val="28"/>
                       <w:rtl/>
                       <w:lang w:bidi="fa-IR"/>
                     </w:rPr>
@@ -834,8 +681,6 @@
                     <w:rPr>
                       <w:rFonts w:asciiTheme="majorBidi" w:hAnsiTheme="majorBidi"/>
                       <w:color w:val="000000" w:themeColor="text1"/>
-                      <w:sz w:val="28"/>
-                      <w:szCs w:val="28"/>
                     </w:rPr>
                     <w:sym w:font="Wingdings" w:char="F06D"/>
                   </w:r>
@@ -851,8 +696,6 @@
                     <w:rPr>
                       <w:rFonts w:asciiTheme="majorBidi" w:hAnsiTheme="majorBidi"/>
                       <w:color w:val="000000" w:themeColor="text1"/>
-                      <w:sz w:val="28"/>
-                      <w:szCs w:val="28"/>
                       <w:rtl/>
                       <w:lang w:bidi="fa-IR"/>
                     </w:rPr>
@@ -861,8 +704,6 @@
                     <w:rPr>
                       <w:rFonts w:asciiTheme="majorBidi" w:hAnsiTheme="majorBidi" w:hint="cs"/>
                       <w:color w:val="000000" w:themeColor="text1"/>
-                      <w:sz w:val="28"/>
-                      <w:szCs w:val="28"/>
                       <w:rtl/>
                       <w:lang w:bidi="fa-IR"/>
                     </w:rPr>
@@ -872,8 +713,6 @@
                     <w:rPr>
                       <w:rFonts w:asciiTheme="majorBidi" w:hAnsiTheme="majorBidi"/>
                       <w:color w:val="000000" w:themeColor="text1"/>
-                      <w:sz w:val="28"/>
-                      <w:szCs w:val="28"/>
                     </w:rPr>
                     <w:sym w:font="Wingdings" w:char="F06D"/>
                   </w:r>
@@ -881,8 +720,6 @@
                     <w:rPr>
                       <w:rFonts w:asciiTheme="majorBidi" w:hAnsiTheme="majorBidi" w:hint="cs"/>
                       <w:color w:val="000000" w:themeColor="text1"/>
-                      <w:sz w:val="28"/>
-                      <w:szCs w:val="28"/>
                       <w:rtl/>
                       <w:lang w:bidi="fa-IR"/>
                     </w:rPr>
@@ -901,8 +738,6 @@
                   <w:pPr>
                     <w:rPr>
                       <w:rFonts w:cstheme="minorBidi"/>
-                      <w:sz w:val="28"/>
-                      <w:szCs w:val="28"/>
                       <w:rtl/>
                       <w:lang w:bidi="fa-IR"/>
                     </w:rPr>
@@ -910,8 +745,6 @@
                   <w:r>
                     <w:rPr>
                       <w:rFonts w:hint="cs"/>
-                      <w:sz w:val="28"/>
-                      <w:szCs w:val="28"/>
                       <w:rtl/>
                     </w:rPr>
                     <w:t>د</w:t>
@@ -919,8 +752,6 @@
                   <w:r>
                     <w:rPr>
                       <w:rFonts w:hint="cs"/>
-                      <w:sz w:val="28"/>
-                      <w:szCs w:val="28"/>
                       <w:rtl/>
                     </w:rPr>
                     <w:t>) دو زاویه محاطی و مرکزی روبرو به یک کمان برابر هستند.</w:t>
@@ -937,8 +768,6 @@
                     <w:rPr>
                       <w:rFonts w:asciiTheme="majorBidi" w:hAnsiTheme="majorBidi"/>
                       <w:color w:val="000000" w:themeColor="text1"/>
-                      <w:sz w:val="28"/>
-                      <w:szCs w:val="28"/>
                       <w:rtl/>
                       <w:lang w:bidi="fa-IR"/>
                     </w:rPr>
@@ -947,8 +776,6 @@
                     <w:rPr>
                       <w:rFonts w:asciiTheme="majorBidi" w:hAnsiTheme="majorBidi" w:hint="cs"/>
                       <w:color w:val="000000" w:themeColor="text1"/>
-                      <w:sz w:val="28"/>
-                      <w:szCs w:val="28"/>
                       <w:rtl/>
                       <w:lang w:bidi="fa-IR"/>
                     </w:rPr>
@@ -958,8 +785,6 @@
                     <w:rPr>
                       <w:rFonts w:asciiTheme="majorBidi" w:hAnsiTheme="majorBidi"/>
                       <w:color w:val="000000" w:themeColor="text1"/>
-                      <w:sz w:val="28"/>
-                      <w:szCs w:val="28"/>
                     </w:rPr>
                     <w:sym w:font="Wingdings" w:char="F06D"/>
                   </w:r>
@@ -975,8 +800,6 @@
                     <w:rPr>
                       <w:rFonts w:asciiTheme="majorBidi" w:hAnsiTheme="majorBidi"/>
                       <w:color w:val="000000" w:themeColor="text1"/>
-                      <w:sz w:val="28"/>
-                      <w:szCs w:val="28"/>
                       <w:rtl/>
                       <w:lang w:bidi="fa-IR"/>
                     </w:rPr>
@@ -985,8 +808,6 @@
                     <w:rPr>
                       <w:rFonts w:asciiTheme="majorBidi" w:hAnsiTheme="majorBidi" w:hint="cs"/>
                       <w:color w:val="000000" w:themeColor="text1"/>
-                      <w:sz w:val="28"/>
-                      <w:szCs w:val="28"/>
                       <w:rtl/>
                       <w:lang w:bidi="fa-IR"/>
                     </w:rPr>
@@ -996,8 +817,6 @@
                     <w:rPr>
                       <w:rFonts w:asciiTheme="majorBidi" w:hAnsiTheme="majorBidi"/>
                       <w:color w:val="000000" w:themeColor="text1"/>
-                      <w:sz w:val="28"/>
-                      <w:szCs w:val="28"/>
                     </w:rPr>
                     <w:sym w:font="Wingdings" w:char="F06D"/>
                   </w:r>
@@ -1005,8 +824,6 @@
                     <w:rPr>
                       <w:rFonts w:asciiTheme="majorBidi" w:hAnsiTheme="majorBidi" w:hint="cs"/>
                       <w:color w:val="000000" w:themeColor="text1"/>
-                      <w:sz w:val="28"/>
-                      <w:szCs w:val="28"/>
                       <w:rtl/>
                       <w:lang w:bidi="fa-IR"/>
                     </w:rPr>
@@ -1019,8 +836,6 @@
           <w:p>
             <w:pPr>
               <w:rPr>
-                <w:sz w:val="28"/>
-                <w:szCs w:val="28"/>
                 <w:rtl/>
               </w:rPr>
             </w:pPr>
@@ -1031,8 +846,6 @@
               <w:rPr>
                 <w:rFonts w:cs="Cambria"/>
                 <w:noProof/>
-                <w:sz w:val="28"/>
-                <w:szCs w:val="28"/>
                 <w:lang w:bidi="fa-IR"/>
               </w:rPr>
             </w:pPr>
@@ -1048,8 +861,6 @@
               <w:jc w:val="center"/>
               <w:rPr>
                 <w:rFonts w:ascii="Vazirmatn" w:hAnsi="Vazirmatn"/>
-                <w:sz w:val="28"/>
-                <w:szCs w:val="28"/>
                 <w:rtl/>
                 <w:lang w:bidi="fa-IR"/>
               </w:rPr>
@@ -1057,8 +868,6 @@
             <w:r>
               <w:rPr>
                 <w:rFonts w:ascii="Vazirmatn" w:hAnsi="Vazirmatn" w:hint="cs"/>
-                <w:sz w:val="28"/>
-                <w:szCs w:val="28"/>
                 <w:rtl/>
                 <w:lang w:bidi="fa-IR"/>
               </w:rPr>
@@ -1083,16 +892,12 @@
               <w:jc w:val="center"/>
               <w:rPr>
                 <w:rFonts w:ascii="Vazirmatn" w:hAnsi="Vazirmatn"/>
-                <w:sz w:val="28"/>
-                <w:szCs w:val="28"/>
                 <w:rtl/>
               </w:rPr>
             </w:pPr>
             <w:r>
               <w:rPr>
                 <w:rFonts w:ascii="Vazirmatn" w:hAnsi="Vazirmatn" w:hint="cs"/>
-                <w:sz w:val="28"/>
-                <w:szCs w:val="28"/>
                 <w:rtl/>
               </w:rPr>
               <w:t>کامل کردنی</w:t>
@@ -1108,8 +913,6 @@
             <w:pPr>
               <w:rPr>
                 <w:rFonts w:ascii="Vazirmatn" w:hAnsi="Vazirmatn"/>
-                <w:sz w:val="28"/>
-                <w:szCs w:val="28"/>
                 <w:rtl/>
                 <w:lang w:bidi="fa-IR"/>
               </w:rPr>
@@ -1117,8 +920,6 @@
             <w:r>
               <w:rPr>
                 <w:rFonts w:ascii="Vazirmatn" w:hAnsi="Vazirmatn" w:hint="cs"/>
-                <w:sz w:val="28"/>
-                <w:szCs w:val="28"/>
                 <w:rtl/>
                 <w:lang w:bidi="fa-IR"/>
               </w:rPr>
@@ -1127,8 +928,6 @@
             <w:r>
               <w:rPr>
                 <w:rFonts w:ascii="Vazirmatn" w:hAnsi="Vazirmatn"/>
-                <w:sz w:val="28"/>
-                <w:szCs w:val="28"/>
                 <w:rtl/>
                 <w:lang w:bidi="fa-IR"/>
               </w:rPr>
@@ -1137,8 +936,6 @@
             <w:r>
               <w:rPr>
                 <w:rFonts w:ascii="Vazirmatn" w:hAnsi="Vazirmatn" w:hint="cs"/>
-                <w:sz w:val="28"/>
-                <w:szCs w:val="28"/>
                 <w:rtl/>
                 <w:lang w:bidi="fa-IR"/>
               </w:rPr>
@@ -1147,8 +944,6 @@
             <w:r>
               <w:rPr>
                 <w:rFonts w:ascii="Vazirmatn" w:hAnsi="Vazirmatn"/>
-                <w:sz w:val="28"/>
-                <w:szCs w:val="28"/>
                 <w:rtl/>
                 <w:lang w:bidi="fa-IR"/>
               </w:rPr>
@@ -1157,8 +952,6 @@
             <w:r>
               <w:rPr>
                 <w:rFonts w:ascii="Vazirmatn" w:hAnsi="Vazirmatn" w:hint="cs"/>
-                <w:sz w:val="28"/>
-                <w:szCs w:val="28"/>
                 <w:rtl/>
                 <w:lang w:bidi="fa-IR"/>
               </w:rPr>
@@ -1167,8 +960,6 @@
             <w:r>
               <w:rPr>
                 <w:rFonts w:ascii="Vazirmatn" w:hAnsi="Vazirmatn" w:hint="eastAsia"/>
-                <w:sz w:val="28"/>
-                <w:szCs w:val="28"/>
                 <w:rtl/>
                 <w:lang w:bidi="fa-IR"/>
               </w:rPr>
@@ -1177,8 +968,6 @@
             <w:r>
               <w:rPr>
                 <w:rFonts w:ascii="Vazirmatn" w:hAnsi="Vazirmatn"/>
-                <w:sz w:val="28"/>
-                <w:szCs w:val="28"/>
                 <w:rtl/>
                 <w:lang w:bidi="fa-IR"/>
               </w:rPr>
@@ -1187,8 +976,6 @@
             <w:r>
               <w:rPr>
                 <w:rFonts w:ascii="Vazirmatn" w:hAnsi="Vazirmatn" w:hint="cs"/>
-                <w:sz w:val="28"/>
-                <w:szCs w:val="28"/>
                 <w:rtl/>
                 <w:lang w:bidi="fa-IR"/>
               </w:rPr>
@@ -1197,8 +984,6 @@
             <w:r>
               <w:rPr>
                 <w:rFonts w:ascii="Vazirmatn" w:hAnsi="Vazirmatn" w:hint="eastAsia"/>
-                <w:sz w:val="28"/>
-                <w:szCs w:val="28"/>
                 <w:rtl/>
                 <w:lang w:bidi="fa-IR"/>
               </w:rPr>
@@ -1207,8 +992,6 @@
             <w:r>
               <w:rPr>
                 <w:rFonts w:ascii="Vazirmatn" w:hAnsi="Vazirmatn"/>
-                <w:sz w:val="28"/>
-                <w:szCs w:val="28"/>
                 <w:rtl/>
                 <w:lang w:bidi="fa-IR"/>
               </w:rPr>
@@ -1219,8 +1002,6 @@
             <w:pPr>
               <w:rPr>
                 <w:rFonts w:ascii="Vazirmatn" w:hAnsi="Vazirmatn"/>
-                <w:sz w:val="28"/>
-                <w:szCs w:val="28"/>
                 <w:rtl/>
                 <w:lang w:bidi="fa-IR"/>
               </w:rPr>
@@ -1228,8 +1009,6 @@
             <w:r>
               <w:rPr>
                 <w:rFonts w:ascii="Vazirmatn" w:hAnsi="Vazirmatn" w:hint="cs"/>
-                <w:sz w:val="28"/>
-                <w:szCs w:val="28"/>
                 <w:rtl/>
                 <w:lang w:bidi="fa-IR"/>
               </w:rPr>
@@ -1238,8 +1017,6 @@
             <w:r>
               <w:rPr>
                 <w:rFonts w:ascii="Vazirmatn" w:hAnsi="Vazirmatn"/>
-                <w:sz w:val="28"/>
-                <w:szCs w:val="28"/>
                 <w:rtl/>
                 <w:lang w:bidi="fa-IR"/>
               </w:rPr>
@@ -1248,8 +1025,6 @@
             <w:r>
               <w:rPr>
                 <w:rFonts w:ascii="Vazirmatn" w:hAnsi="Vazirmatn" w:hint="cs"/>
-                <w:sz w:val="28"/>
-                <w:szCs w:val="28"/>
                 <w:rtl/>
                 <w:lang w:bidi="fa-IR"/>
               </w:rPr>
@@ -1258,8 +1033,6 @@
             <w:r>
               <w:rPr>
                 <w:rFonts w:ascii="Vazirmatn" w:hAnsi="Vazirmatn" w:hint="eastAsia"/>
-                <w:sz w:val="28"/>
-                <w:szCs w:val="28"/>
                 <w:rtl/>
                 <w:lang w:bidi="fa-IR"/>
               </w:rPr>
@@ -1268,20 +1041,26 @@
             <w:r>
               <w:rPr>
                 <w:rFonts w:ascii="Vazirmatn" w:hAnsi="Vazirmatn"/>
-                <w:sz w:val="28"/>
-                <w:szCs w:val="28"/>
-                <w:rtl/>
-                <w:lang w:bidi="fa-IR"/>
-              </w:rPr>
-              <w:t xml:space="preserve"> در نقطه تماس بر خط مماس ............ است.</w:t>
+                <w:rtl/>
+                <w:lang w:bidi="fa-IR"/>
+              </w:rPr>
+              <w:t xml:space="preserve"> در نقطه تماس بر خط مماس ........</w:t>
+            </w:r>
+            <w:bookmarkStart w:id="0" w:name="_GoBack"/>
+            <w:bookmarkEnd w:id="0"/>
+            <w:r>
+              <w:rPr>
+                <w:rFonts w:ascii="Vazirmatn" w:hAnsi="Vazirmatn"/>
+                <w:rtl/>
+                <w:lang w:bidi="fa-IR"/>
+              </w:rPr>
+              <w:t>.... است.</w:t>
             </w:r>
           </w:p>
           <w:p>
             <w:pPr>
               <w:rPr>
                 <w:rFonts w:ascii="Vazirmatn" w:hAnsi="Vazirmatn"/>
-                <w:sz w:val="28"/>
-                <w:szCs w:val="28"/>
                 <w:rtl/>
                 <w:lang w:bidi="fa-IR"/>
               </w:rPr>
@@ -1289,8 +1068,6 @@
             <w:r>
               <w:rPr>
                 <w:rFonts w:ascii="Vazirmatn" w:hAnsi="Vazirmatn" w:hint="cs"/>
-                <w:sz w:val="28"/>
-                <w:szCs w:val="28"/>
                 <w:rtl/>
                 <w:lang w:bidi="fa-IR"/>
               </w:rPr>
@@ -1299,8 +1076,6 @@
             <w:r>
               <w:rPr>
                 <w:rFonts w:ascii="Vazirmatn" w:hAnsi="Vazirmatn" w:hint="cs"/>
-                <w:sz w:val="28"/>
-                <w:szCs w:val="28"/>
                 <w:rtl/>
                 <w:lang w:bidi="fa-IR"/>
               </w:rPr>
@@ -1309,8 +1084,6 @@
             <w:r>
               <w:rPr>
                 <w:rFonts w:ascii="Vazirmatn" w:hAnsi="Vazirmatn"/>
-                <w:sz w:val="28"/>
-                <w:szCs w:val="28"/>
                 <w:rtl/>
                 <w:lang w:bidi="fa-IR"/>
               </w:rPr>
@@ -1319,8 +1092,6 @@
             <w:r>
               <w:rPr>
                 <w:rFonts w:ascii="Vazirmatn" w:hAnsi="Vazirmatn" w:hint="cs"/>
-                <w:sz w:val="28"/>
-                <w:szCs w:val="28"/>
                 <w:rtl/>
                 <w:lang w:bidi="fa-IR"/>
               </w:rPr>
@@ -1329,8 +1100,6 @@
             <w:r>
               <w:rPr>
                 <w:rFonts w:ascii="Vazirmatn" w:hAnsi="Vazirmatn" w:hint="eastAsia"/>
-                <w:sz w:val="28"/>
-                <w:szCs w:val="28"/>
                 <w:rtl/>
                 <w:lang w:bidi="fa-IR"/>
               </w:rPr>
@@ -1339,8 +1108,6 @@
             <w:r>
               <w:rPr>
                 <w:rFonts w:ascii="Vazirmatn" w:hAnsi="Vazirmatn"/>
-                <w:sz w:val="28"/>
-                <w:szCs w:val="28"/>
                 <w:rtl/>
                 <w:lang w:bidi="fa-IR"/>
               </w:rPr>
@@ -1349,8 +1116,6 @@
             <w:r>
               <w:rPr>
                 <w:rFonts w:ascii="Vazirmatn" w:hAnsi="Vazirmatn" w:hint="cs"/>
-                <w:sz w:val="28"/>
-                <w:szCs w:val="28"/>
                 <w:rtl/>
                 <w:lang w:bidi="fa-IR"/>
               </w:rPr>
@@ -1359,8 +1124,6 @@
             <w:r>
               <w:rPr>
                 <w:rFonts w:ascii="Vazirmatn" w:hAnsi="Vazirmatn" w:hint="eastAsia"/>
-                <w:sz w:val="28"/>
-                <w:szCs w:val="28"/>
                 <w:rtl/>
                 <w:lang w:bidi="fa-IR"/>
               </w:rPr>
@@ -1369,8 +1132,6 @@
             <w:r>
               <w:rPr>
                 <w:rFonts w:ascii="Vazirmatn" w:hAnsi="Vazirmatn"/>
-                <w:sz w:val="28"/>
-                <w:szCs w:val="28"/>
                 <w:rtl/>
                 <w:lang w:bidi="fa-IR"/>
               </w:rPr>
@@ -1379,8 +1140,6 @@
             <w:r>
               <w:rPr>
                 <w:rFonts w:ascii="Vazirmatn" w:hAnsi="Vazirmatn" w:hint="cs"/>
-                <w:sz w:val="28"/>
-                <w:szCs w:val="28"/>
                 <w:rtl/>
                 <w:lang w:bidi="fa-IR"/>
               </w:rPr>
@@ -1389,8 +1148,6 @@
             <w:r>
               <w:rPr>
                 <w:rFonts w:ascii="Vazirmatn" w:hAnsi="Vazirmatn"/>
-                <w:sz w:val="28"/>
-                <w:szCs w:val="28"/>
                 <w:rtl/>
                 <w:lang w:bidi="fa-IR"/>
               </w:rPr>
@@ -1399,8 +1156,6 @@
             <w:r>
               <w:rPr>
                 <w:rFonts w:ascii="Vazirmatn" w:hAnsi="Vazirmatn" w:hint="cs"/>
-                <w:sz w:val="28"/>
-                <w:szCs w:val="28"/>
                 <w:rtl/>
                 <w:lang w:bidi="fa-IR"/>
               </w:rPr>
@@ -1409,8 +1164,6 @@
             <w:r>
               <w:rPr>
                 <w:rFonts w:ascii="Vazirmatn" w:hAnsi="Vazirmatn" w:hint="eastAsia"/>
-                <w:sz w:val="28"/>
-                <w:szCs w:val="28"/>
                 <w:rtl/>
                 <w:lang w:bidi="fa-IR"/>
               </w:rPr>
@@ -1419,8 +1172,6 @@
             <w:r>
               <w:rPr>
                 <w:rFonts w:ascii="Vazirmatn" w:hAnsi="Vazirmatn"/>
-                <w:sz w:val="28"/>
-                <w:szCs w:val="28"/>
                 <w:rtl/>
                 <w:lang w:bidi="fa-IR"/>
               </w:rPr>
@@ -1429,8 +1180,6 @@
             <w:r>
               <w:rPr>
                 <w:rFonts w:ascii="Vazirmatn" w:hAnsi="Vazirmatn" w:hint="cs"/>
-                <w:sz w:val="28"/>
-                <w:szCs w:val="28"/>
                 <w:rtl/>
                 <w:lang w:bidi="fa-IR"/>
               </w:rPr>
@@ -1439,8 +1188,6 @@
             <w:r>
               <w:rPr>
                 <w:rFonts w:ascii="Vazirmatn" w:hAnsi="Vazirmatn" w:hint="eastAsia"/>
-                <w:sz w:val="28"/>
-                <w:szCs w:val="28"/>
                 <w:rtl/>
                 <w:lang w:bidi="fa-IR"/>
               </w:rPr>
@@ -1449,8 +1196,6 @@
             <w:r>
               <w:rPr>
                 <w:rFonts w:ascii="Vazirmatn" w:hAnsi="Vazirmatn"/>
-                <w:sz w:val="28"/>
-                <w:szCs w:val="28"/>
                 <w:rtl/>
                 <w:lang w:bidi="fa-IR"/>
               </w:rPr>
@@ -1461,8 +1206,6 @@
             <w:pPr>
               <w:rPr>
                 <w:rFonts w:ascii="Vazirmatn" w:hAnsi="Vazirmatn"/>
-                <w:sz w:val="28"/>
-                <w:szCs w:val="28"/>
                 <w:rtl/>
                 <w:lang w:bidi="fa-IR"/>
               </w:rPr>
@@ -1470,8 +1213,6 @@
             <w:r>
               <w:rPr>
                 <w:rFonts w:ascii="Vazirmatn" w:hAnsi="Vazirmatn" w:hint="cs"/>
-                <w:sz w:val="28"/>
-                <w:szCs w:val="28"/>
                 <w:rtl/>
                 <w:lang w:bidi="fa-IR"/>
               </w:rPr>
@@ -1480,8 +1221,6 @@
             <w:r>
               <w:rPr>
                 <w:rFonts w:ascii="Vazirmatn" w:hAnsi="Vazirmatn" w:hint="cs"/>
-                <w:sz w:val="28"/>
-                <w:szCs w:val="28"/>
                 <w:rtl/>
                 <w:lang w:bidi="fa-IR"/>
               </w:rPr>
@@ -1490,8 +1229,6 @@
             <w:r>
               <w:rPr>
                 <w:rFonts w:ascii="Vazirmatn" w:hAnsi="Vazirmatn" w:hint="cs"/>
-                <w:sz w:val="28"/>
-                <w:szCs w:val="28"/>
                 <w:rtl/>
                 <w:lang w:bidi="fa-IR"/>
               </w:rPr>
@@ -1500,8 +1237,6 @@
             <w:r>
               <w:rPr>
                 <w:rFonts w:ascii="Vazirmatn" w:hAnsi="Vazirmatn"/>
-                <w:sz w:val="28"/>
-                <w:szCs w:val="28"/>
                 <w:rtl/>
                 <w:lang w:bidi="fa-IR"/>
               </w:rPr>
@@ -1510,18 +1245,22 @@
             <w:r>
               <w:rPr>
                 <w:rFonts w:ascii="Vazirmatn" w:hAnsi="Vazirmatn" w:hint="cs"/>
-                <w:sz w:val="28"/>
-                <w:szCs w:val="28"/>
-                <w:rtl/>
-                <w:lang w:bidi="fa-IR"/>
-              </w:rPr>
-              <w:t xml:space="preserve"> </w:t>
-            </w:r>
-            <w:r>
-              <w:rPr>
-                <w:rFonts w:ascii="Vazirmatn" w:hAnsi="Vazirmatn" w:hint="cs"/>
-                <w:sz w:val="28"/>
-                <w:szCs w:val="28"/>
+                <w:rtl/>
+                <w:lang w:bidi="fa-IR"/>
+              </w:rPr>
+              <w:t xml:space="preserve"> ی</w:t>
+            </w:r>
+            <w:r>
+              <w:rPr>
+                <w:rFonts w:ascii="Vazirmatn" w:hAnsi="Vazirmatn"/>
+                <w:rtl/>
+                <w:lang w:bidi="fa-IR"/>
+              </w:rPr>
+              <w:t xml:space="preserve"> مرکز دا</w:t>
+            </w:r>
+            <w:r>
+              <w:rPr>
+                <w:rFonts w:ascii="Vazirmatn" w:hAnsi="Vazirmatn" w:hint="cs"/>
                 <w:rtl/>
                 <w:lang w:bidi="fa-IR"/>
               </w:rPr>
@@ -1529,19 +1268,23 @@
             </w:r>
             <w:r>
               <w:rPr>
-                <w:rFonts w:ascii="Vazirmatn" w:hAnsi="Vazirmatn"/>
-                <w:sz w:val="28"/>
-                <w:szCs w:val="28"/>
-                <w:rtl/>
-                <w:lang w:bidi="fa-IR"/>
-              </w:rPr>
-              <w:t xml:space="preserve"> مرکز دا</w:t>
-            </w:r>
-            <w:r>
-              <w:rPr>
-                <w:rFonts w:ascii="Vazirmatn" w:hAnsi="Vazirmatn" w:hint="cs"/>
-                <w:sz w:val="28"/>
-                <w:szCs w:val="28"/>
+                <w:rFonts w:ascii="Vazirmatn" w:hAnsi="Vazirmatn" w:hint="eastAsia"/>
+                <w:rtl/>
+                <w:lang w:bidi="fa-IR"/>
+              </w:rPr>
+              <w:t>ره</w:t>
+            </w:r>
+            <w:r>
+              <w:rPr>
+                <w:rFonts w:ascii="Vazirmatn" w:hAnsi="Vazirmatn"/>
+                <w:rtl/>
+                <w:lang w:bidi="fa-IR"/>
+              </w:rPr>
+              <w:t xml:space="preserve"> تا خط مماس برابر ................... دا</w:t>
+            </w:r>
+            <w:r>
+              <w:rPr>
+                <w:rFonts w:ascii="Vazirmatn" w:hAnsi="Vazirmatn" w:hint="cs"/>
                 <w:rtl/>
                 <w:lang w:bidi="fa-IR"/>
               </w:rPr>
@@ -1550,8 +1293,6 @@
             <w:r>
               <w:rPr>
                 <w:rFonts w:ascii="Vazirmatn" w:hAnsi="Vazirmatn" w:hint="eastAsia"/>
-                <w:sz w:val="28"/>
-                <w:szCs w:val="28"/>
                 <w:rtl/>
                 <w:lang w:bidi="fa-IR"/>
               </w:rPr>
@@ -1560,38 +1301,6 @@
             <w:r>
               <w:rPr>
                 <w:rFonts w:ascii="Vazirmatn" w:hAnsi="Vazirmatn"/>
-                <w:sz w:val="28"/>
-                <w:szCs w:val="28"/>
-                <w:rtl/>
-                <w:lang w:bidi="fa-IR"/>
-              </w:rPr>
-              <w:t xml:space="preserve"> تا خط مماس برابر ................... دا</w:t>
-            </w:r>
-            <w:r>
-              <w:rPr>
-                <w:rFonts w:ascii="Vazirmatn" w:hAnsi="Vazirmatn" w:hint="cs"/>
-                <w:sz w:val="28"/>
-                <w:szCs w:val="28"/>
-                <w:rtl/>
-                <w:lang w:bidi="fa-IR"/>
-              </w:rPr>
-              <w:t>ی</w:t>
-            </w:r>
-            <w:r>
-              <w:rPr>
-                <w:rFonts w:ascii="Vazirmatn" w:hAnsi="Vazirmatn" w:hint="eastAsia"/>
-                <w:sz w:val="28"/>
-                <w:szCs w:val="28"/>
-                <w:rtl/>
-                <w:lang w:bidi="fa-IR"/>
-              </w:rPr>
-              <w:t>ره</w:t>
-            </w:r>
-            <w:r>
-              <w:rPr>
-                <w:rFonts w:ascii="Vazirmatn" w:hAnsi="Vazirmatn"/>
-                <w:sz w:val="28"/>
-                <w:szCs w:val="28"/>
                 <w:rtl/>
                 <w:lang w:bidi="fa-IR"/>
               </w:rPr>
@@ -1602,16 +1311,12 @@
             <w:pPr>
               <w:rPr>
                 <w:noProof/>
-                <w:sz w:val="28"/>
-                <w:szCs w:val="28"/>
                 <w:rtl/>
               </w:rPr>
             </w:pPr>
             <w:r>
               <w:rPr>
                 <w:rFonts w:ascii="Vazirmatn" w:hAnsi="Vazirmatn" w:hint="cs"/>
-                <w:sz w:val="28"/>
-                <w:szCs w:val="28"/>
                 <w:rtl/>
                 <w:lang w:bidi="fa-IR"/>
               </w:rPr>
@@ -1620,8 +1325,6 @@
             <w:r>
               <w:rPr>
                 <w:noProof/>
-                <w:sz w:val="28"/>
-                <w:szCs w:val="28"/>
                 <w:rtl/>
               </w:rPr>
               <w:t>عقربه دق</w:t>
@@ -1630,8 +1333,6 @@
               <w:rPr>
                 <w:rFonts w:hint="cs"/>
                 <w:noProof/>
-                <w:sz w:val="28"/>
-                <w:szCs w:val="28"/>
                 <w:rtl/>
               </w:rPr>
               <w:t>ی</w:t>
@@ -1640,8 +1341,6 @@
               <w:rPr>
                 <w:rFonts w:hint="eastAsia"/>
                 <w:noProof/>
-                <w:sz w:val="28"/>
-                <w:szCs w:val="28"/>
                 <w:rtl/>
               </w:rPr>
               <w:t>قه</w:t>
@@ -1649,8 +1348,6 @@
             <w:r>
               <w:rPr>
                 <w:noProof/>
-                <w:sz w:val="28"/>
-                <w:szCs w:val="28"/>
                 <w:rtl/>
               </w:rPr>
               <w:t xml:space="preserve"> شمار</w:t>
@@ -1659,19 +1356,13 @@
               <w:rPr>
                 <w:rFonts w:hint="cs"/>
                 <w:noProof/>
-                <w:sz w:val="28"/>
-                <w:szCs w:val="28"/>
                 <w:rtl/>
               </w:rPr>
               <w:t xml:space="preserve"> ساعت</w:t>
             </w:r>
-            <w:bookmarkStart w:id="0" w:name="_GoBack"/>
-            <w:bookmarkEnd w:id="0"/>
             <w:r>
               <w:rPr>
                 <w:noProof/>
-                <w:sz w:val="28"/>
-                <w:szCs w:val="28"/>
                 <w:rtl/>
               </w:rPr>
               <w:t xml:space="preserve"> در هر 5 دق</w:t>
@@ -1680,8 +1371,6 @@
               <w:rPr>
                 <w:rFonts w:hint="cs"/>
                 <w:noProof/>
-                <w:sz w:val="28"/>
-                <w:szCs w:val="28"/>
                 <w:rtl/>
               </w:rPr>
               <w:t>ی</w:t>
@@ -1690,8 +1379,6 @@
               <w:rPr>
                 <w:rFonts w:hint="eastAsia"/>
                 <w:noProof/>
-                <w:sz w:val="28"/>
-                <w:szCs w:val="28"/>
                 <w:rtl/>
               </w:rPr>
               <w:t>قه</w:t>
@@ -1699,8 +1386,6 @@
             <w:r>
               <w:rPr>
                 <w:noProof/>
-                <w:sz w:val="28"/>
-                <w:szCs w:val="28"/>
                 <w:rtl/>
               </w:rPr>
               <w:t xml:space="preserve"> </w:t>
@@ -1709,8 +1394,6 @@
               <w:rPr>
                 <w:rFonts w:hint="cs"/>
                 <w:noProof/>
-                <w:sz w:val="28"/>
-                <w:szCs w:val="28"/>
                 <w:rtl/>
               </w:rPr>
               <w:t>..............</w:t>
@@ -1718,8 +1401,6 @@
             <w:r>
               <w:rPr>
                 <w:noProof/>
-                <w:sz w:val="28"/>
-                <w:szCs w:val="28"/>
                 <w:rtl/>
               </w:rPr>
               <w:t xml:space="preserve"> درجه حرکت م</w:t>
@@ -1728,8 +1409,6 @@
               <w:rPr>
                 <w:rFonts w:hint="cs"/>
                 <w:noProof/>
-                <w:sz w:val="28"/>
-                <w:szCs w:val="28"/>
                 <w:rtl/>
               </w:rPr>
               <w:t>ی</w:t>
@@ -1737,8 +1416,6 @@
             <w:r>
               <w:rPr>
                 <w:noProof/>
-                <w:sz w:val="28"/>
-                <w:szCs w:val="28"/>
                 <w:rtl/>
               </w:rPr>
               <w:t xml:space="preserve"> کند</w:t>
@@ -1747,8 +1424,6 @@
               <w:rPr>
                 <w:rFonts w:hint="cs"/>
                 <w:noProof/>
-                <w:sz w:val="28"/>
-                <w:szCs w:val="28"/>
                 <w:rtl/>
               </w:rPr>
               <w:t>.</w:t>
@@ -1758,8 +1433,6 @@
             <w:pPr>
               <w:rPr>
                 <w:rFonts w:ascii="Vazirmatn" w:hAnsi="Vazirmatn"/>
-                <w:sz w:val="28"/>
-                <w:szCs w:val="28"/>
                 <w:rtl/>
                 <w:lang w:bidi="fa-IR"/>
               </w:rPr>
@@ -1768,8 +1441,6 @@
               <w:rPr>
                 <w:rFonts w:hint="cs"/>
                 <w:noProof/>
-                <w:sz w:val="28"/>
-                <w:szCs w:val="28"/>
                 <w:rtl/>
               </w:rPr>
               <w:t>ج)</w:t>
@@ -1783,8 +1454,6 @@
             <w:r>
               <w:rPr>
                 <w:rFonts w:ascii="Vazirmatn" w:hAnsi="Vazirmatn"/>
-                <w:sz w:val="28"/>
-                <w:szCs w:val="28"/>
                 <w:rtl/>
                 <w:lang w:bidi="fa-IR"/>
               </w:rPr>
@@ -1793,8 +1462,6 @@
             <w:r>
               <w:rPr>
                 <w:rFonts w:ascii="Vazirmatn" w:hAnsi="Vazirmatn" w:hint="cs"/>
-                <w:sz w:val="28"/>
-                <w:szCs w:val="28"/>
                 <w:rtl/>
                 <w:lang w:bidi="fa-IR"/>
               </w:rPr>
@@ -1803,8 +1470,6 @@
             <w:r>
               <w:rPr>
                 <w:rFonts w:ascii="Vazirmatn" w:hAnsi="Vazirmatn" w:hint="eastAsia"/>
-                <w:sz w:val="28"/>
-                <w:szCs w:val="28"/>
                 <w:rtl/>
                 <w:lang w:bidi="fa-IR"/>
               </w:rPr>
@@ -1813,8 +1478,6 @@
             <w:r>
               <w:rPr>
                 <w:rFonts w:ascii="Vazirmatn" w:hAnsi="Vazirmatn"/>
-                <w:sz w:val="28"/>
-                <w:szCs w:val="28"/>
                 <w:rtl/>
                 <w:lang w:bidi="fa-IR"/>
               </w:rPr>
@@ -1823,8 +1486,6 @@
             <w:r>
               <w:rPr>
                 <w:rFonts w:ascii="Vazirmatn" w:hAnsi="Vazirmatn" w:hint="cs"/>
-                <w:sz w:val="28"/>
-                <w:szCs w:val="28"/>
                 <w:rtl/>
                 <w:lang w:bidi="fa-IR"/>
               </w:rPr>
@@ -1833,8 +1494,6 @@
             <w:r>
               <w:rPr>
                 <w:rFonts w:ascii="Vazirmatn" w:hAnsi="Vazirmatn"/>
-                <w:sz w:val="28"/>
-                <w:szCs w:val="28"/>
                 <w:rtl/>
                 <w:lang w:bidi="fa-IR"/>
               </w:rPr>
@@ -1843,8 +1502,6 @@
             <w:r>
               <w:rPr>
                 <w:rFonts w:ascii="Vazirmatn" w:hAnsi="Vazirmatn" w:hint="cs"/>
-                <w:sz w:val="28"/>
-                <w:szCs w:val="28"/>
                 <w:rtl/>
                 <w:lang w:bidi="fa-IR"/>
               </w:rPr>
@@ -1853,8 +1510,6 @@
             <w:r>
               <w:rPr>
                 <w:rFonts w:ascii="Vazirmatn" w:hAnsi="Vazirmatn"/>
-                <w:sz w:val="28"/>
-                <w:szCs w:val="28"/>
                 <w:rtl/>
                 <w:lang w:bidi="fa-IR"/>
               </w:rPr>
@@ -1872,8 +1527,6 @@
               <w:jc w:val="center"/>
               <w:rPr>
                 <w:rFonts w:ascii="Vazirmatn" w:hAnsi="Vazirmatn"/>
-                <w:sz w:val="28"/>
-                <w:szCs w:val="28"/>
                 <w:rtl/>
                 <w:lang w:bidi="fa-IR"/>
               </w:rPr>
@@ -1881,8 +1534,6 @@
             <w:r>
               <w:rPr>
                 <w:rFonts w:ascii="Vazirmatn" w:hAnsi="Vazirmatn" w:hint="cs"/>
-                <w:sz w:val="28"/>
-                <w:szCs w:val="28"/>
                 <w:rtl/>
                 <w:lang w:bidi="fa-IR"/>
               </w:rPr>
@@ -1909,8 +1560,6 @@
               <w:jc w:val="center"/>
               <w:rPr>
                 <w:rFonts w:ascii="Vazirmatn" w:hAnsi="Vazirmatn"/>
-                <w:sz w:val="28"/>
-                <w:szCs w:val="28"/>
                 <w:rtl/>
               </w:rPr>
             </w:pPr>
@@ -1924,16 +1573,12 @@
           <w:p>
             <w:pPr>
               <w:rPr>
-                <w:sz w:val="28"/>
-                <w:szCs w:val="28"/>
                 <w:rtl/>
                 <w:lang w:bidi="fa-IR"/>
               </w:rPr>
             </w:pPr>
             <w:r>
               <w:rPr>
-                <w:sz w:val="28"/>
-                <w:szCs w:val="28"/>
                 <w:rtl/>
                 <w:lang w:bidi="fa-IR"/>
               </w:rPr>
@@ -1942,8 +1587,6 @@
             <w:r>
               <w:rPr>
                 <w:rFonts w:hint="cs"/>
-                <w:sz w:val="28"/>
-                <w:szCs w:val="28"/>
                 <w:rtl/>
                 <w:lang w:bidi="fa-IR"/>
               </w:rPr>
@@ -1952,8 +1595,6 @@
             <w:r>
               <w:rPr>
                 <w:rFonts w:hint="eastAsia"/>
-                <w:sz w:val="28"/>
-                <w:szCs w:val="28"/>
                 <w:rtl/>
                 <w:lang w:bidi="fa-IR"/>
               </w:rPr>
@@ -1961,8 +1602,6 @@
             </w:r>
             <w:r>
               <w:rPr>
-                <w:sz w:val="28"/>
-                <w:szCs w:val="28"/>
                 <w:rtl/>
                 <w:lang w:bidi="fa-IR"/>
               </w:rPr>
@@ -1971,8 +1610,6 @@
             <w:r>
               <w:rPr>
                 <w:rFonts w:hint="cs"/>
-                <w:sz w:val="28"/>
-                <w:szCs w:val="28"/>
                 <w:rtl/>
                 <w:lang w:bidi="fa-IR"/>
               </w:rPr>
@@ -1981,8 +1618,6 @@
             <w:r>
               <w:rPr>
                 <w:rFonts w:hint="eastAsia"/>
-                <w:sz w:val="28"/>
-                <w:szCs w:val="28"/>
                 <w:rtl/>
                 <w:lang w:bidi="fa-IR"/>
               </w:rPr>
@@ -1990,8 +1625,6 @@
             </w:r>
             <w:r>
               <w:rPr>
-                <w:sz w:val="28"/>
-                <w:szCs w:val="28"/>
                 <w:rtl/>
                 <w:lang w:bidi="fa-IR"/>
               </w:rPr>
@@ -2000,8 +1633,6 @@
             <w:r>
               <w:rPr>
                 <w:rFonts w:hint="cs"/>
-                <w:sz w:val="28"/>
-                <w:szCs w:val="28"/>
                 <w:rtl/>
                 <w:lang w:bidi="fa-IR"/>
               </w:rPr>
@@ -2010,8 +1641,6 @@
             <w:r>
               <w:rPr>
                 <w:rFonts w:hint="eastAsia"/>
-                <w:sz w:val="28"/>
-                <w:szCs w:val="28"/>
                 <w:rtl/>
                 <w:lang w:bidi="fa-IR"/>
               </w:rPr>
@@ -2019,8 +1648,6 @@
             </w:r>
             <w:r>
               <w:rPr>
-                <w:sz w:val="28"/>
-                <w:szCs w:val="28"/>
                 <w:rtl/>
                 <w:lang w:bidi="fa-IR"/>
               </w:rPr>
@@ -2029,8 +1656,6 @@
             <w:r>
               <w:rPr>
                 <w:rFonts w:hint="cs"/>
-                <w:sz w:val="28"/>
-                <w:szCs w:val="28"/>
                 <w:rtl/>
                 <w:lang w:bidi="fa-IR"/>
               </w:rPr>
@@ -2039,8 +1664,6 @@
             <w:r>
               <w:rPr>
                 <w:rFonts w:hint="eastAsia"/>
-                <w:sz w:val="28"/>
-                <w:szCs w:val="28"/>
                 <w:rtl/>
                 <w:lang w:bidi="fa-IR"/>
               </w:rPr>
@@ -2048,8 +1671,6 @@
             </w:r>
             <w:r>
               <w:rPr>
-                <w:sz w:val="28"/>
-                <w:szCs w:val="28"/>
                 <w:rtl/>
                 <w:lang w:bidi="fa-IR"/>
               </w:rPr>
@@ -2058,8 +1679,6 @@
             <w:r>
               <w:rPr>
                 <w:rFonts w:hint="cs"/>
-                <w:sz w:val="28"/>
-                <w:szCs w:val="28"/>
                 <w:rtl/>
                 <w:lang w:bidi="fa-IR"/>
               </w:rPr>
@@ -2068,8 +1687,6 @@
             <w:r>
               <w:rPr>
                 <w:rFonts w:hint="eastAsia"/>
-                <w:sz w:val="28"/>
-                <w:szCs w:val="28"/>
                 <w:rtl/>
                 <w:lang w:bidi="fa-IR"/>
               </w:rPr>
@@ -2078,8 +1695,6 @@
             <w:r>
               <w:rPr>
                 <w:rFonts w:hint="cs"/>
-                <w:sz w:val="28"/>
-                <w:szCs w:val="28"/>
                 <w:rtl/>
                 <w:lang w:bidi="fa-IR"/>
               </w:rPr>
@@ -2088,8 +1703,6 @@
             <w:r>
               <w:rPr>
                 <w:rFonts w:hint="eastAsia"/>
-                <w:sz w:val="28"/>
-                <w:szCs w:val="28"/>
                 <w:rtl/>
                 <w:lang w:bidi="fa-IR"/>
               </w:rPr>
@@ -2097,8 +1710,6 @@
             </w:r>
             <w:r>
               <w:rPr>
-                <w:sz w:val="28"/>
-                <w:szCs w:val="28"/>
                 <w:rtl/>
                 <w:lang w:bidi="fa-IR"/>
               </w:rPr>
@@ -2107,8 +1718,6 @@
             <w:r>
               <w:rPr>
                 <w:rFonts w:hint="cs"/>
-                <w:sz w:val="28"/>
-                <w:szCs w:val="28"/>
                 <w:rtl/>
                 <w:lang w:bidi="fa-IR"/>
               </w:rPr>
@@ -2117,8 +1726,6 @@
             <w:r>
               <w:rPr>
                 <w:rFonts w:hint="eastAsia"/>
-                <w:sz w:val="28"/>
-                <w:szCs w:val="28"/>
                 <w:rtl/>
                 <w:lang w:bidi="fa-IR"/>
               </w:rPr>
@@ -2126,8 +1733,6 @@
             </w:r>
             <w:r>
               <w:rPr>
-                <w:sz w:val="28"/>
-                <w:szCs w:val="28"/>
                 <w:rtl/>
                 <w:lang w:bidi="fa-IR"/>
               </w:rPr>
@@ -2136,8 +1741,6 @@
             <w:r>
               <w:rPr>
                 <w:rFonts w:hint="cs"/>
-                <w:sz w:val="28"/>
-                <w:szCs w:val="28"/>
                 <w:rtl/>
                 <w:lang w:bidi="fa-IR"/>
               </w:rPr>
@@ -2146,8 +1749,6 @@
             <w:r>
               <w:rPr>
                 <w:rFonts w:hint="eastAsia"/>
-                <w:sz w:val="28"/>
-                <w:szCs w:val="28"/>
                 <w:rtl/>
                 <w:lang w:bidi="fa-IR"/>
               </w:rPr>
@@ -2155,8 +1756,6 @@
             </w:r>
             <w:r>
               <w:rPr>
-                <w:sz w:val="28"/>
-                <w:szCs w:val="28"/>
                 <w:rtl/>
                 <w:lang w:bidi="fa-IR"/>
               </w:rPr>
@@ -2165,8 +1764,6 @@
             <w:r>
               <w:rPr>
                 <w:rFonts w:ascii="Arial" w:hAnsi="Arial" w:cs="Arial" w:hint="cs"/>
-                <w:sz w:val="28"/>
-                <w:szCs w:val="28"/>
                 <w:rtl/>
                 <w:lang w:bidi="fa-IR"/>
               </w:rPr>
@@ -2175,8 +1772,6 @@
             <w:r>
               <w:rPr>
                 <w:rFonts w:hint="cs"/>
-                <w:sz w:val="28"/>
-                <w:szCs w:val="28"/>
                 <w:rtl/>
                 <w:lang w:bidi="fa-IR"/>
               </w:rPr>
@@ -2184,8 +1779,6 @@
             </w:r>
             <w:r>
               <w:rPr>
-                <w:sz w:val="28"/>
-                <w:szCs w:val="28"/>
                 <w:rtl/>
                 <w:lang w:bidi="fa-IR"/>
               </w:rPr>
@@ -2194,8 +1787,6 @@
             <w:r>
               <w:rPr>
                 <w:rFonts w:hint="cs"/>
-                <w:sz w:val="28"/>
-                <w:szCs w:val="28"/>
                 <w:rtl/>
                 <w:lang w:bidi="fa-IR"/>
               </w:rPr>
@@ -2203,8 +1794,6 @@
             </w:r>
             <w:r>
               <w:rPr>
-                <w:sz w:val="28"/>
-                <w:szCs w:val="28"/>
                 <w:rtl/>
                 <w:lang w:bidi="fa-IR"/>
               </w:rPr>
@@ -2601,8 +2190,6 @@
               <w:jc w:val="center"/>
               <w:rPr>
                 <w:rFonts w:ascii="Vazirmatn" w:hAnsi="Vazirmatn"/>
-                <w:sz w:val="28"/>
-                <w:szCs w:val="28"/>
                 <w:rtl/>
                 <w:lang w:bidi="fa-IR"/>
               </w:rPr>
@@ -2610,8 +2197,6 @@
             <w:r>
               <w:rPr>
                 <w:rFonts w:ascii="Vazirmatn" w:hAnsi="Vazirmatn" w:hint="cs"/>
-                <w:sz w:val="28"/>
-                <w:szCs w:val="28"/>
                 <w:rtl/>
                 <w:lang w:bidi="fa-IR"/>
               </w:rPr>
@@ -2638,8 +2223,6 @@
               <w:jc w:val="center"/>
               <w:rPr>
                 <w:rFonts w:ascii="Vazirmatn" w:hAnsi="Vazirmatn"/>
-                <w:sz w:val="28"/>
-                <w:szCs w:val="28"/>
                 <w:rtl/>
               </w:rPr>
             </w:pPr>
@@ -2655,8 +2238,6 @@
               <w:spacing w:line="276" w:lineRule="auto"/>
               <w:rPr>
                 <w:rFonts w:ascii="Vazirmatn" w:hAnsi="Vazirmatn"/>
-                <w:sz w:val="28"/>
-                <w:szCs w:val="28"/>
                 <w:rtl/>
                 <w:lang w:bidi="fa-IR"/>
               </w:rPr>
@@ -2734,8 +2315,6 @@
             <w:r>
               <w:rPr>
                 <w:rFonts w:ascii="Vazirmatn" w:hAnsi="Vazirmatn"/>
-                <w:sz w:val="28"/>
-                <w:szCs w:val="28"/>
                 <w:rtl/>
                 <w:lang w:bidi="fa-IR"/>
               </w:rPr>
@@ -2744,8 +2323,6 @@
             <w:r>
               <w:rPr>
                 <w:rFonts w:ascii="Vazirmatn" w:hAnsi="Vazirmatn" w:hint="cs"/>
-                <w:sz w:val="28"/>
-                <w:szCs w:val="28"/>
                 <w:rtl/>
                 <w:lang w:bidi="fa-IR"/>
               </w:rPr>
@@ -2754,8 +2331,6 @@
             <w:r>
               <w:rPr>
                 <w:rFonts w:ascii="Vazirmatn" w:hAnsi="Vazirmatn" w:hint="eastAsia"/>
-                <w:sz w:val="28"/>
-                <w:szCs w:val="28"/>
                 <w:rtl/>
                 <w:lang w:bidi="fa-IR"/>
               </w:rPr>
@@ -2764,8 +2339,6 @@
             <w:r>
               <w:rPr>
                 <w:rFonts w:ascii="Vazirmatn" w:hAnsi="Vazirmatn" w:hint="cs"/>
-                <w:sz w:val="28"/>
-                <w:szCs w:val="28"/>
                 <w:rtl/>
                 <w:lang w:bidi="fa-IR"/>
               </w:rPr>
@@ -2774,8 +2347,6 @@
             <w:r>
               <w:rPr>
                 <w:rFonts w:asciiTheme="majorBidi" w:hAnsiTheme="majorBidi" w:cstheme="majorBidi"/>
-                <w:sz w:val="28"/>
-                <w:szCs w:val="28"/>
                 <w:lang w:bidi="fa-IR"/>
               </w:rPr>
               <w:t>O</w:t>
@@ -2783,8 +2354,6 @@
             <w:r>
               <w:rPr>
                 <w:rFonts w:ascii="Vazirmatn" w:hAnsi="Vazirmatn" w:hint="cs"/>
-                <w:sz w:val="28"/>
-                <w:szCs w:val="28"/>
                 <w:rtl/>
                 <w:lang w:bidi="fa-IR"/>
               </w:rPr>
@@ -2793,8 +2362,6 @@
             <w:r>
               <w:rPr>
                 <w:rFonts w:ascii="Vazirmatn" w:hAnsi="Vazirmatn"/>
-                <w:sz w:val="28"/>
-                <w:szCs w:val="28"/>
                 <w:rtl/>
                 <w:lang w:bidi="fa-IR"/>
               </w:rPr>
@@ -2803,8 +2370,6 @@
             <w:r>
               <w:rPr>
                 <w:rFonts w:ascii="Vazirmatn" w:hAnsi="Vazirmatn" w:hint="cs"/>
-                <w:sz w:val="28"/>
-                <w:szCs w:val="28"/>
                 <w:rtl/>
                 <w:lang w:bidi="fa-IR"/>
               </w:rPr>
@@ -2813,8 +2378,6 @@
             <w:r>
               <w:rPr>
                 <w:rFonts w:ascii="Vazirmatn" w:hAnsi="Vazirmatn" w:hint="eastAsia"/>
-                <w:sz w:val="28"/>
-                <w:szCs w:val="28"/>
                 <w:rtl/>
                 <w:lang w:bidi="fa-IR"/>
               </w:rPr>
@@ -2823,8 +2386,6 @@
             <w:r>
               <w:rPr>
                 <w:rFonts w:ascii="Vazirmatn" w:hAnsi="Vazirmatn"/>
-                <w:sz w:val="28"/>
-                <w:szCs w:val="28"/>
                 <w:rtl/>
                 <w:lang w:bidi="fa-IR"/>
               </w:rPr>
@@ -2833,8 +2394,6 @@
             <w:r>
               <w:rPr>
                 <w:rFonts w:ascii="Vazirmatn" w:hAnsi="Vazirmatn" w:hint="cs"/>
-                <w:sz w:val="28"/>
-                <w:szCs w:val="28"/>
                 <w:rtl/>
                 <w:lang w:bidi="fa-IR"/>
               </w:rPr>
@@ -2843,8 +2402,6 @@
             <w:r>
               <w:rPr>
                 <w:rFonts w:ascii="Vazirmatn" w:hAnsi="Vazirmatn" w:hint="eastAsia"/>
-                <w:sz w:val="28"/>
-                <w:szCs w:val="28"/>
                 <w:rtl/>
                 <w:lang w:bidi="fa-IR"/>
               </w:rPr>
@@ -2853,8 +2410,6 @@
             <w:r>
               <w:rPr>
                 <w:rFonts w:ascii="Vazirmatn" w:hAnsi="Vazirmatn"/>
-                <w:sz w:val="28"/>
-                <w:szCs w:val="28"/>
                 <w:rtl/>
                 <w:lang w:bidi="fa-IR"/>
               </w:rPr>
@@ -2863,8 +2418,6 @@
             <w:r>
               <w:rPr>
                 <w:rFonts w:ascii="Vazirmatn" w:hAnsi="Vazirmatn" w:hint="cs"/>
-                <w:sz w:val="28"/>
-                <w:szCs w:val="28"/>
                 <w:rtl/>
                 <w:lang w:bidi="fa-IR"/>
               </w:rPr>
@@ -2873,8 +2426,6 @@
             <w:r>
               <w:rPr>
                 <w:rFonts w:asciiTheme="majorBidi" w:hAnsiTheme="majorBidi" w:cstheme="majorBidi"/>
-                <w:sz w:val="28"/>
-                <w:szCs w:val="28"/>
                 <w:lang w:bidi="fa-IR"/>
               </w:rPr>
               <w:t>Ax</w:t>
@@ -2882,8 +2433,6 @@
             <w:r>
               <w:rPr>
                 <w:rFonts w:ascii="Vazirmatn" w:hAnsi="Vazirmatn" w:hint="cs"/>
-                <w:sz w:val="28"/>
-                <w:szCs w:val="28"/>
                 <w:rtl/>
                 <w:lang w:bidi="fa-IR"/>
               </w:rPr>
@@ -2892,8 +2441,6 @@
             <w:r>
               <w:rPr>
                 <w:rFonts w:ascii="Vazirmatn" w:hAnsi="Vazirmatn"/>
-                <w:sz w:val="28"/>
-                <w:szCs w:val="28"/>
                 <w:rtl/>
                 <w:lang w:bidi="fa-IR"/>
               </w:rPr>
@@ -2902,8 +2449,6 @@
             <w:r>
               <w:rPr>
                 <w:rFonts w:ascii="Vazirmatn" w:hAnsi="Vazirmatn" w:hint="cs"/>
-                <w:sz w:val="28"/>
-                <w:szCs w:val="28"/>
                 <w:rtl/>
                 <w:lang w:bidi="fa-IR"/>
               </w:rPr>
@@ -2912,8 +2457,6 @@
             <w:r>
               <w:rPr>
                 <w:rFonts w:ascii="Vazirmatn" w:hAnsi="Vazirmatn" w:hint="eastAsia"/>
-                <w:sz w:val="28"/>
-                <w:szCs w:val="28"/>
                 <w:rtl/>
                 <w:lang w:bidi="fa-IR"/>
               </w:rPr>
@@ -2922,8 +2465,6 @@
             <w:r>
               <w:rPr>
                 <w:rFonts w:ascii="Vazirmatn" w:hAnsi="Vazirmatn"/>
-                <w:sz w:val="28"/>
-                <w:szCs w:val="28"/>
                 <w:rtl/>
                 <w:lang w:bidi="fa-IR"/>
               </w:rPr>
@@ -2932,28 +2473,14 @@
             <w:r>
               <w:rPr>
                 <w:rFonts w:ascii="Vazirmatn" w:hAnsi="Vazirmatn" w:hint="cs"/>
-                <w:sz w:val="28"/>
-                <w:szCs w:val="28"/>
-                <w:rtl/>
-                <w:lang w:bidi="fa-IR"/>
-              </w:rPr>
-              <w:t>ی</w:t>
-            </w:r>
-            <w:r>
-              <w:rPr>
-                <w:rFonts w:ascii="Vazirmatn" w:hAnsi="Vazirmatn" w:hint="cs"/>
-                <w:sz w:val="28"/>
-                <w:szCs w:val="28"/>
-                <w:rtl/>
-                <w:lang w:bidi="fa-IR"/>
-              </w:rPr>
-              <w:t xml:space="preserve"> </w:t>
+                <w:rtl/>
+                <w:lang w:bidi="fa-IR"/>
+              </w:rPr>
+              <w:t xml:space="preserve">ی </w:t>
             </w:r>
             <w:r>
               <w:rPr>
                 <w:rFonts w:ascii="Vazirmatn" w:hAnsi="Vazirmatn" w:hint="eastAsia"/>
-                <w:sz w:val="28"/>
-                <w:szCs w:val="28"/>
                 <w:rtl/>
                 <w:lang w:bidi="fa-IR"/>
               </w:rPr>
@@ -2962,8 +2489,6 @@
             <w:r>
               <w:rPr>
                 <w:rFonts w:ascii="Vazirmatn" w:hAnsi="Vazirmatn"/>
-                <w:sz w:val="28"/>
-                <w:szCs w:val="28"/>
                 <w:rtl/>
                 <w:lang w:bidi="fa-IR"/>
               </w:rPr>
@@ -2974,8 +2499,6 @@
             <w:pPr>
               <w:rPr>
                 <w:noProof/>
-                <w:sz w:val="28"/>
-                <w:szCs w:val="28"/>
                 <w:rtl/>
                 <w:lang w:bidi="fa-IR"/>
               </w:rPr>
@@ -2984,42 +2507,16 @@
               <w:rPr>
                 <w:rFonts w:hint="cs"/>
                 <w:noProof/>
-                <w:sz w:val="28"/>
-                <w:szCs w:val="28"/>
-                <w:rtl/>
-                <w:lang w:bidi="fa-IR"/>
-              </w:rPr>
-              <w:t>الف) اندازه زاویه های زیر را ب</w:t>
-            </w:r>
-            <w:r>
-              <w:rPr>
-                <w:rFonts w:hint="cs"/>
-                <w:noProof/>
-                <w:sz w:val="28"/>
-                <w:szCs w:val="28"/>
-                <w:rtl/>
-                <w:lang w:bidi="fa-IR"/>
-              </w:rPr>
-              <w:t>نویسید</w:t>
-            </w:r>
-            <w:r>
-              <w:rPr>
-                <w:rFonts w:hint="cs"/>
-                <w:noProof/>
-                <w:sz w:val="28"/>
-                <w:szCs w:val="28"/>
-                <w:rtl/>
-                <w:lang w:bidi="fa-IR"/>
-              </w:rPr>
-              <w:t>.</w:t>
+                <w:rtl/>
+                <w:lang w:bidi="fa-IR"/>
+              </w:rPr>
+              <w:t>الف) اندازه زاویه های زیر را بنویسید.</w:t>
             </w:r>
           </w:p>
           <w:p>
             <w:pPr>
               <w:rPr>
                 <w:rFonts w:ascii="Vazirmatn" w:hAnsi="Vazirmatn"/>
-                <w:sz w:val="28"/>
-                <w:szCs w:val="28"/>
                 <w:rtl/>
                 <w:lang w:bidi="fa-IR"/>
               </w:rPr>
@@ -3049,17 +2546,15 @@
                   <v:path o:extrusionok="f" gradientshapeok="t" o:connecttype="rect"/>
                   <o:lock v:ext="edit" aspectratio="t"/>
                 </v:shapetype>
-                <v:shape id="_x0000_i1025" type="#_x0000_t75" style="width:73.05pt;height:23.65pt" o:ole="">
+                <v:shape id="_x0000_i1025" type="#_x0000_t75" style="width:72.75pt;height:24pt" o:ole="">
                   <v:imagedata r:id="rId12" o:title=""/>
                 </v:shape>
-                <o:OLEObject Type="Embed" ProgID="Equation.DSMT4" ShapeID="_x0000_i1025" DrawAspect="Content" ObjectID="_1786628338" r:id="rId13"/>
+                <o:OLEObject Type="Embed" ProgID="Equation.DSMT4" ShapeID="_x0000_i1025" DrawAspect="Content" ObjectID="_1829646999" r:id="rId13"/>
               </w:object>
             </w:r>
             <w:r>
               <w:rPr>
                 <w:rFonts w:ascii="Vazirmatn" w:hAnsi="Vazirmatn" w:hint="cs"/>
-                <w:sz w:val="28"/>
-                <w:szCs w:val="28"/>
                 <w:rtl/>
                 <w:lang w:bidi="fa-IR"/>
               </w:rPr>
@@ -3071,10 +2566,10 @@
                 <w:position w:val="-6"/>
               </w:rPr>
               <w:object w:dxaOrig="1100" w:dyaOrig="360" w14:anchorId="01AB5951">
-                <v:shape id="_x0000_i1026" type="#_x0000_t75" style="width:73.05pt;height:23.65pt" o:ole="">
+                <v:shape id="_x0000_i1026" type="#_x0000_t75" style="width:72.75pt;height:24pt" o:ole="">
                   <v:imagedata r:id="rId14" o:title=""/>
                 </v:shape>
-                <o:OLEObject Type="Embed" ProgID="Equation.DSMT4" ShapeID="_x0000_i1026" DrawAspect="Content" ObjectID="_1786628339" r:id="rId15"/>
+                <o:OLEObject Type="Embed" ProgID="Equation.DSMT4" ShapeID="_x0000_i1026" DrawAspect="Content" ObjectID="_1829647000" r:id="rId15"/>
               </w:object>
             </w:r>
           </w:p>
@@ -3083,8 +2578,6 @@
               <w:spacing w:line="276" w:lineRule="auto"/>
               <w:rPr>
                 <w:rFonts w:ascii="Vazirmatn" w:hAnsi="Vazirmatn"/>
-                <w:sz w:val="28"/>
-                <w:szCs w:val="28"/>
                 <w:rtl/>
                 <w:lang w:bidi="fa-IR"/>
               </w:rPr>
@@ -3092,8 +2585,6 @@
             <w:r>
               <w:rPr>
                 <w:rFonts w:ascii="Vazirmatn" w:hAnsi="Vazirmatn" w:hint="cs"/>
-                <w:sz w:val="28"/>
-                <w:szCs w:val="28"/>
                 <w:rtl/>
                 <w:lang w:bidi="fa-IR"/>
               </w:rPr>
@@ -3102,8 +2593,6 @@
             <w:r>
               <w:rPr>
                 <w:rFonts w:ascii="Vazirmatn" w:hAnsi="Vazirmatn"/>
-                <w:sz w:val="28"/>
-                <w:szCs w:val="28"/>
                 <w:lang w:bidi="fa-IR"/>
               </w:rPr>
               <w:t>OA</w:t>
@@ -3111,8 +2600,6 @@
             <w:r>
               <w:rPr>
                 <w:rFonts w:ascii="Vazirmatn" w:hAnsi="Vazirmatn" w:hint="cs"/>
-                <w:sz w:val="28"/>
-                <w:szCs w:val="28"/>
                 <w:rtl/>
                 <w:lang w:bidi="fa-IR"/>
               </w:rPr>
@@ -3124,8 +2611,6 @@
               <w:spacing w:line="276" w:lineRule="auto"/>
               <w:rPr>
                 <w:rFonts w:ascii="Vazirmatn" w:hAnsi="Vazirmatn"/>
-                <w:sz w:val="28"/>
-                <w:szCs w:val="28"/>
                 <w:rtl/>
                 <w:lang w:bidi="fa-IR"/>
               </w:rPr>
@@ -3150,8 +2635,6 @@
               <w:jc w:val="center"/>
               <w:rPr>
                 <w:rFonts w:ascii="Vazirmatn" w:hAnsi="Vazirmatn"/>
-                <w:sz w:val="28"/>
-                <w:szCs w:val="28"/>
                 <w:rtl/>
                 <w:lang w:bidi="fa-IR"/>
               </w:rPr>
@@ -3159,8 +2642,6 @@
             <w:r>
               <w:rPr>
                 <w:rFonts w:ascii="Vazirmatn" w:hAnsi="Vazirmatn" w:hint="cs"/>
-                <w:sz w:val="28"/>
-                <w:szCs w:val="28"/>
                 <w:rtl/>
                 <w:lang w:bidi="fa-IR"/>
               </w:rPr>
@@ -3171,7 +2652,7 @@
       </w:tr>
       <w:tr>
         <w:trPr>
-          <w:trHeight w:val="971"/>
+          <w:trHeight w:val="2647"/>
         </w:trPr>
         <w:tc>
           <w:tcPr>
@@ -3187,8 +2668,6 @@
               <w:jc w:val="center"/>
               <w:rPr>
                 <w:rFonts w:ascii="Vazirmatn" w:hAnsi="Vazirmatn"/>
-                <w:sz w:val="28"/>
-                <w:szCs w:val="28"/>
                 <w:rtl/>
               </w:rPr>
             </w:pPr>
@@ -3204,8 +2683,6 @@
               <w:spacing w:line="276" w:lineRule="auto"/>
               <w:rPr>
                 <w:noProof/>
-                <w:sz w:val="28"/>
-                <w:szCs w:val="28"/>
                 <w:rtl/>
               </w:rPr>
             </w:pPr>
@@ -3289,8 +2766,6 @@
             <w:r>
               <w:rPr>
                 <w:rFonts w:ascii="Vazirmatn" w:hAnsi="Vazirmatn"/>
-                <w:sz w:val="28"/>
-                <w:szCs w:val="28"/>
                 <w:rtl/>
                 <w:lang w:bidi="fa-IR"/>
               </w:rPr>
@@ -3299,8 +2774,6 @@
             <w:r>
               <w:rPr>
                 <w:rFonts w:ascii="Vazirmatn" w:hAnsi="Vazirmatn" w:hint="cs"/>
-                <w:sz w:val="28"/>
-                <w:szCs w:val="28"/>
                 <w:rtl/>
                 <w:lang w:bidi="fa-IR"/>
               </w:rPr>
@@ -3309,8 +2782,6 @@
             <w:r>
               <w:rPr>
                 <w:rFonts w:ascii="Vazirmatn" w:hAnsi="Vazirmatn"/>
-                <w:sz w:val="28"/>
-                <w:szCs w:val="28"/>
                 <w:rtl/>
                 <w:lang w:bidi="fa-IR"/>
               </w:rPr>
@@ -3319,8 +2790,6 @@
             <w:r>
               <w:rPr>
                 <w:rFonts w:ascii="Vazirmatn" w:hAnsi="Vazirmatn" w:hint="cs"/>
-                <w:sz w:val="28"/>
-                <w:szCs w:val="28"/>
                 <w:rtl/>
                 <w:lang w:bidi="fa-IR"/>
               </w:rPr>
@@ -3329,8 +2798,6 @@
             <w:r>
               <w:rPr>
                 <w:rFonts w:ascii="Vazirmatn" w:hAnsi="Vazirmatn" w:hint="eastAsia"/>
-                <w:sz w:val="28"/>
-                <w:szCs w:val="28"/>
                 <w:rtl/>
                 <w:lang w:bidi="fa-IR"/>
               </w:rPr>
@@ -3339,8 +2806,6 @@
             <w:r>
               <w:rPr>
                 <w:rFonts w:ascii="Vazirmatn" w:hAnsi="Vazirmatn" w:hint="cs"/>
-                <w:sz w:val="28"/>
-                <w:szCs w:val="28"/>
                 <w:rtl/>
                 <w:lang w:bidi="fa-IR"/>
               </w:rPr>
@@ -3349,8 +2814,6 @@
             <w:r>
               <w:rPr>
                 <w:rFonts w:asciiTheme="majorBidi" w:hAnsiTheme="majorBidi" w:cstheme="majorBidi"/>
-                <w:sz w:val="28"/>
-                <w:szCs w:val="28"/>
                 <w:lang w:bidi="fa-IR"/>
               </w:rPr>
               <w:t>O</w:t>
@@ -3358,8 +2821,6 @@
             <w:r>
               <w:rPr>
                 <w:rFonts w:ascii="Vazirmatn" w:hAnsi="Vazirmatn" w:hint="cs"/>
-                <w:sz w:val="28"/>
-                <w:szCs w:val="28"/>
                 <w:rtl/>
                 <w:lang w:bidi="fa-IR"/>
               </w:rPr>
@@ -3368,8 +2829,6 @@
             <w:r>
               <w:rPr>
                 <w:rFonts w:ascii="Vazirmatn" w:hAnsi="Vazirmatn"/>
-                <w:sz w:val="28"/>
-                <w:szCs w:val="28"/>
                 <w:rtl/>
                 <w:lang w:bidi="fa-IR"/>
               </w:rPr>
@@ -3378,8 +2837,6 @@
             <w:r>
               <w:rPr>
                 <w:rFonts w:ascii="Vazirmatn" w:hAnsi="Vazirmatn" w:hint="cs"/>
-                <w:sz w:val="28"/>
-                <w:szCs w:val="28"/>
                 <w:rtl/>
                 <w:lang w:bidi="fa-IR"/>
               </w:rPr>
@@ -3388,8 +2845,6 @@
             <w:r>
               <w:rPr>
                 <w:rFonts w:ascii="Vazirmatn" w:hAnsi="Vazirmatn" w:hint="eastAsia"/>
-                <w:sz w:val="28"/>
-                <w:szCs w:val="28"/>
                 <w:rtl/>
                 <w:lang w:bidi="fa-IR"/>
               </w:rPr>
@@ -3399,8 +2854,6 @@
               <w:rPr>
                 <w:rFonts w:hint="cs"/>
                 <w:noProof/>
-                <w:sz w:val="28"/>
-                <w:szCs w:val="28"/>
                 <w:rtl/>
               </w:rPr>
               <w:t xml:space="preserve"> است.</w:t>
@@ -3409,8 +2862,6 @@
               <w:rPr>
                 <w:rFonts w:hint="cs"/>
                 <w:noProof/>
-                <w:sz w:val="28"/>
-                <w:szCs w:val="28"/>
                 <w:rtl/>
               </w:rPr>
               <w:t xml:space="preserve"> </w:t>
@@ -3419,8 +2870,6 @@
               <w:rPr>
                 <w:rFonts w:hint="cs"/>
                 <w:noProof/>
-                <w:sz w:val="28"/>
-                <w:szCs w:val="28"/>
                 <w:rtl/>
               </w:rPr>
               <w:t xml:space="preserve"> </w:t>
@@ -3428,8 +2877,6 @@
             <w:r>
               <w:rPr>
                 <w:noProof/>
-                <w:sz w:val="28"/>
-                <w:szCs w:val="28"/>
                 <w:rtl/>
               </w:rPr>
               <w:t>اندازه زاو</w:t>
@@ -3438,8 +2885,6 @@
               <w:rPr>
                 <w:rFonts w:hint="cs"/>
                 <w:noProof/>
-                <w:sz w:val="28"/>
-                <w:szCs w:val="28"/>
                 <w:rtl/>
               </w:rPr>
               <w:t>ی</w:t>
@@ -3448,8 +2893,6 @@
               <w:rPr>
                 <w:rFonts w:hint="eastAsia"/>
                 <w:noProof/>
-                <w:sz w:val="28"/>
-                <w:szCs w:val="28"/>
                 <w:rtl/>
               </w:rPr>
               <w:t>ه</w:t>
@@ -3457,8 +2900,6 @@
             <w:r>
               <w:rPr>
                 <w:noProof/>
-                <w:sz w:val="28"/>
-                <w:szCs w:val="28"/>
                 <w:rtl/>
               </w:rPr>
               <w:t xml:space="preserve"> ها و کمان ها</w:t>
@@ -3467,8 +2908,6 @@
               <w:rPr>
                 <w:rFonts w:hint="cs"/>
                 <w:noProof/>
-                <w:sz w:val="28"/>
-                <w:szCs w:val="28"/>
                 <w:rtl/>
               </w:rPr>
               <w:t>ی</w:t>
@@ -3476,8 +2915,6 @@
             <w:r>
               <w:rPr>
                 <w:noProof/>
-                <w:sz w:val="28"/>
-                <w:szCs w:val="28"/>
                 <w:rtl/>
               </w:rPr>
               <w:t xml:space="preserve"> خواسته شده را به دست آور</w:t>
@@ -3486,8 +2923,6 @@
               <w:rPr>
                 <w:rFonts w:hint="cs"/>
                 <w:noProof/>
-                <w:sz w:val="28"/>
-                <w:szCs w:val="28"/>
                 <w:rtl/>
               </w:rPr>
               <w:t>ی</w:t>
@@ -3496,8 +2931,6 @@
               <w:rPr>
                 <w:rFonts w:hint="eastAsia"/>
                 <w:noProof/>
-                <w:sz w:val="28"/>
-                <w:szCs w:val="28"/>
                 <w:rtl/>
               </w:rPr>
               <w:t>د</w:t>
@@ -3505,8 +2938,6 @@
             <w:r>
               <w:rPr>
                 <w:noProof/>
-                <w:sz w:val="28"/>
-                <w:szCs w:val="28"/>
                 <w:rtl/>
               </w:rPr>
               <w:t>.</w:t>
@@ -3540,8 +2971,6 @@
                     <w:spacing w:line="276" w:lineRule="auto"/>
                     <w:rPr>
                       <w:noProof/>
-                      <w:sz w:val="28"/>
-                      <w:szCs w:val="28"/>
                       <w:rtl/>
                       <w:lang w:bidi="fa-IR"/>
                     </w:rPr>
@@ -3632,10 +3061,10 @@
                       <w:position w:val="-48"/>
                     </w:rPr>
                     <w:object w:dxaOrig="1300" w:dyaOrig="1200" w14:anchorId="6C95780C">
-                      <v:shape id="_x0000_i1027" type="#_x0000_t75" style="width:86.5pt;height:80.6pt" o:ole="">
+                      <v:shape id="_x0000_i1043" type="#_x0000_t75" style="width:86.25pt;height:80.25pt" o:ole="">
                         <v:imagedata r:id="rId20" o:title=""/>
                       </v:shape>
-                      <o:OLEObject Type="Embed" ProgID="Equation.DSMT4" ShapeID="_x0000_i1027" DrawAspect="Content" ObjectID="_1786628340" r:id="rId21"/>
+                      <o:OLEObject Type="Embed" ProgID="Equation.DSMT4" ShapeID="_x0000_i1043" DrawAspect="Content" ObjectID="_1829647001" r:id="rId21"/>
                     </w:object>
                   </w:r>
                 </w:p>
@@ -3655,8 +3084,6 @@
                     <w:spacing w:line="276" w:lineRule="auto"/>
                     <w:rPr>
                       <w:noProof/>
-                      <w:sz w:val="28"/>
-                      <w:szCs w:val="28"/>
                       <w:rtl/>
                       <w:lang w:bidi="fa-IR"/>
                     </w:rPr>
@@ -3667,10 +3094,10 @@
                       <w:position w:val="-48"/>
                     </w:rPr>
                     <w:object w:dxaOrig="1300" w:dyaOrig="1219" w14:anchorId="275DFC91">
-                      <v:shape id="_x0000_i1028" type="#_x0000_t75" style="width:86.5pt;height:81.15pt" o:ole="">
+                      <v:shape id="_x0000_i1044" type="#_x0000_t75" style="width:86.25pt;height:81pt" o:ole="">
                         <v:imagedata r:id="rId22" o:title=""/>
                       </v:shape>
-                      <o:OLEObject Type="Embed" ProgID="Equation.DSMT4" ShapeID="_x0000_i1028" DrawAspect="Content" ObjectID="_1786628341" r:id="rId23"/>
+                      <o:OLEObject Type="Embed" ProgID="Equation.DSMT4" ShapeID="_x0000_i1044" DrawAspect="Content" ObjectID="_1829647002" r:id="rId23"/>
                     </w:object>
                   </w:r>
                 </w:p>
@@ -3678,8 +3105,6 @@
                   <w:pPr>
                     <w:rPr>
                       <w:noProof/>
-                      <w:sz w:val="28"/>
-                      <w:szCs w:val="28"/>
                       <w:rtl/>
                       <w:lang w:bidi="fa-IR"/>
                     </w:rPr>
@@ -3693,8 +3118,6 @@
               <w:spacing w:line="276" w:lineRule="auto"/>
               <w:rPr>
                 <w:noProof/>
-                <w:sz w:val="28"/>
-                <w:szCs w:val="28"/>
                 <w:lang w:bidi="fa-IR"/>
               </w:rPr>
             </w:pPr>
@@ -3710,16 +3133,12 @@
               <w:jc w:val="center"/>
               <w:rPr>
                 <w:rFonts w:ascii="Vazirmatn" w:hAnsi="Vazirmatn"/>
-                <w:sz w:val="28"/>
-                <w:szCs w:val="28"/>
                 <w:lang w:bidi="fa-IR"/>
               </w:rPr>
             </w:pPr>
             <w:r>
               <w:rPr>
                 <w:rFonts w:ascii="Vazirmatn" w:hAnsi="Vazirmatn" w:hint="cs"/>
-                <w:sz w:val="28"/>
-                <w:szCs w:val="28"/>
                 <w:rtl/>
                 <w:lang w:bidi="fa-IR"/>
               </w:rPr>
@@ -3746,8 +3165,6 @@
               <w:jc w:val="center"/>
               <w:rPr>
                 <w:rFonts w:ascii="Vazirmatn" w:hAnsi="Vazirmatn"/>
-                <w:sz w:val="28"/>
-                <w:szCs w:val="28"/>
                 <w:rtl/>
               </w:rPr>
             </w:pPr>
@@ -3763,8 +3180,6 @@
               <w:spacing w:line="276" w:lineRule="auto"/>
               <w:rPr>
                 <w:rFonts w:ascii="Vazirmatn" w:hAnsi="Vazirmatn"/>
-                <w:sz w:val="28"/>
-                <w:szCs w:val="28"/>
                 <w:rtl/>
                 <w:lang w:bidi="fa-IR"/>
               </w:rPr>
@@ -3842,8 +3257,6 @@
             <w:r>
               <w:rPr>
                 <w:rFonts w:ascii="Vazirmatn" w:hAnsi="Vazirmatn" w:hint="cs"/>
-                <w:sz w:val="28"/>
-                <w:szCs w:val="28"/>
                 <w:rtl/>
                 <w:lang w:bidi="fa-IR"/>
               </w:rPr>
@@ -3852,8 +3265,6 @@
             <w:r>
               <w:rPr>
                 <w:rFonts w:ascii="Vazirmatn" w:hAnsi="Vazirmatn"/>
-                <w:sz w:val="28"/>
-                <w:szCs w:val="28"/>
                 <w:rtl/>
                 <w:lang w:bidi="fa-IR"/>
               </w:rPr>
@@ -3862,8 +3273,6 @@
             <w:r>
               <w:rPr>
                 <w:rFonts w:asciiTheme="majorBidi" w:hAnsiTheme="majorBidi" w:cstheme="majorBidi"/>
-                <w:sz w:val="28"/>
-                <w:szCs w:val="28"/>
                 <w:lang w:bidi="fa-IR"/>
               </w:rPr>
               <w:t>O</w:t>
@@ -3871,8 +3280,6 @@
             <w:r>
               <w:rPr>
                 <w:rFonts w:ascii="Vazirmatn" w:hAnsi="Vazirmatn" w:hint="cs"/>
-                <w:sz w:val="28"/>
-                <w:szCs w:val="28"/>
                 <w:rtl/>
                 <w:lang w:bidi="fa-IR"/>
               </w:rPr>
@@ -3881,8 +3288,6 @@
             <w:r>
               <w:rPr>
                 <w:rFonts w:ascii="Vazirmatn" w:hAnsi="Vazirmatn"/>
-                <w:sz w:val="28"/>
-                <w:szCs w:val="28"/>
                 <w:rtl/>
                 <w:lang w:bidi="fa-IR"/>
               </w:rPr>
@@ -3891,8 +3296,6 @@
             <w:r>
               <w:rPr>
                 <w:rFonts w:ascii="Vazirmatn" w:hAnsi="Vazirmatn" w:hint="cs"/>
-                <w:sz w:val="28"/>
-                <w:szCs w:val="28"/>
                 <w:rtl/>
                 <w:lang w:bidi="fa-IR"/>
               </w:rPr>
@@ -3901,8 +3304,6 @@
             <w:r>
               <w:rPr>
                 <w:rFonts w:ascii="Vazirmatn" w:hAnsi="Vazirmatn" w:hint="eastAsia"/>
-                <w:sz w:val="28"/>
-                <w:szCs w:val="28"/>
                 <w:rtl/>
                 <w:lang w:bidi="fa-IR"/>
               </w:rPr>
@@ -3911,8 +3312,6 @@
             <w:r>
               <w:rPr>
                 <w:rFonts w:ascii="Vazirmatn" w:hAnsi="Vazirmatn"/>
-                <w:sz w:val="28"/>
-                <w:szCs w:val="28"/>
                 <w:rtl/>
                 <w:lang w:bidi="fa-IR"/>
               </w:rPr>
@@ -3921,8 +3320,6 @@
             <w:r>
               <w:rPr>
                 <w:rFonts w:ascii="Vazirmatn" w:hAnsi="Vazirmatn" w:hint="eastAsia"/>
-                <w:sz w:val="28"/>
-                <w:szCs w:val="28"/>
                 <w:rtl/>
                 <w:lang w:bidi="fa-IR"/>
               </w:rPr>
@@ -3931,8 +3328,6 @@
             <w:r>
               <w:rPr>
                 <w:rFonts w:ascii="Vazirmatn" w:hAnsi="Vazirmatn"/>
-                <w:sz w:val="28"/>
-                <w:szCs w:val="28"/>
                 <w:rtl/>
                 <w:lang w:bidi="fa-IR"/>
               </w:rPr>
@@ -3941,8 +3336,6 @@
             <w:r>
               <w:rPr>
                 <w:rFonts w:ascii="Vazirmatn" w:hAnsi="Vazirmatn" w:hint="cs"/>
-                <w:sz w:val="28"/>
-                <w:szCs w:val="28"/>
                 <w:rtl/>
                 <w:lang w:bidi="fa-IR"/>
               </w:rPr>
@@ -3951,8 +3344,6 @@
             <w:r>
               <w:rPr>
                 <w:rFonts w:ascii="Vazirmatn" w:hAnsi="Vazirmatn" w:hint="eastAsia"/>
-                <w:sz w:val="28"/>
-                <w:szCs w:val="28"/>
                 <w:rtl/>
                 <w:lang w:bidi="fa-IR"/>
               </w:rPr>
@@ -3961,8 +3352,6 @@
             <w:r>
               <w:rPr>
                 <w:rFonts w:ascii="Vazirmatn" w:hAnsi="Vazirmatn" w:hint="cs"/>
-                <w:sz w:val="28"/>
-                <w:szCs w:val="28"/>
                 <w:rtl/>
                 <w:lang w:bidi="fa-IR"/>
               </w:rPr>
@@ -3971,8 +3360,6 @@
             <w:r>
               <w:rPr>
                 <w:rFonts w:ascii="Vazirmatn" w:hAnsi="Vazirmatn"/>
-                <w:sz w:val="28"/>
-                <w:szCs w:val="28"/>
                 <w:rtl/>
                 <w:lang w:bidi="fa-IR"/>
               </w:rPr>
@@ -3981,8 +3368,6 @@
             <w:r>
               <w:rPr>
                 <w:rFonts w:ascii="Vazirmatn" w:hAnsi="Vazirmatn" w:hint="cs"/>
-                <w:sz w:val="28"/>
-                <w:szCs w:val="28"/>
                 <w:rtl/>
                 <w:lang w:bidi="fa-IR"/>
               </w:rPr>
@@ -3991,8 +3376,6 @@
             <w:r>
               <w:rPr>
                 <w:rFonts w:ascii="Vazirmatn" w:hAnsi="Vazirmatn"/>
-                <w:sz w:val="28"/>
-                <w:szCs w:val="28"/>
                 <w:rtl/>
                 <w:lang w:bidi="fa-IR"/>
               </w:rPr>
@@ -4001,8 +3384,6 @@
             <w:r>
               <w:rPr>
                 <w:rFonts w:ascii="Vazirmatn" w:hAnsi="Vazirmatn" w:hint="cs"/>
-                <w:sz w:val="28"/>
-                <w:szCs w:val="28"/>
                 <w:rtl/>
                 <w:lang w:bidi="fa-IR"/>
               </w:rPr>
@@ -4014,8 +3395,6 @@
               <w:spacing w:line="276" w:lineRule="auto"/>
               <w:rPr>
                 <w:rFonts w:ascii="Vazirmatn" w:hAnsi="Vazirmatn"/>
-                <w:sz w:val="28"/>
-                <w:szCs w:val="28"/>
                 <w:rtl/>
                 <w:lang w:bidi="fa-IR"/>
               </w:rPr>
@@ -4023,8 +3402,6 @@
             <w:r>
               <w:rPr>
                 <w:rFonts w:ascii="Vazirmatn" w:hAnsi="Vazirmatn" w:hint="cs"/>
-                <w:sz w:val="28"/>
-                <w:szCs w:val="28"/>
                 <w:rtl/>
                 <w:lang w:bidi="fa-IR"/>
               </w:rPr>
@@ -4033,8 +3410,6 @@
             <w:r>
               <w:rPr>
                 <w:rFonts w:ascii="Vazirmatn" w:hAnsi="Vazirmatn" w:hint="cs"/>
-                <w:sz w:val="28"/>
-                <w:szCs w:val="28"/>
                 <w:u w:val="single"/>
                 <w:rtl/>
                 <w:lang w:bidi="fa-IR"/>
@@ -4044,8 +3419,6 @@
             <w:r>
               <w:rPr>
                 <w:rFonts w:ascii="Vazirmatn" w:hAnsi="Vazirmatn" w:hint="cs"/>
-                <w:sz w:val="28"/>
-                <w:szCs w:val="28"/>
                 <w:rtl/>
                 <w:lang w:bidi="fa-IR"/>
               </w:rPr>
@@ -4054,8 +3427,6 @@
             <w:r>
               <w:rPr>
                 <w:rFonts w:asciiTheme="majorBidi" w:hAnsiTheme="majorBidi" w:cstheme="majorBidi"/>
-                <w:sz w:val="28"/>
-                <w:szCs w:val="28"/>
                 <w:lang w:bidi="fa-IR"/>
               </w:rPr>
               <w:t>AB</w:t>
@@ -4063,8 +3434,6 @@
             <w:r>
               <w:rPr>
                 <w:rFonts w:ascii="Vazirmatn" w:hAnsi="Vazirmatn" w:hint="cs"/>
-                <w:sz w:val="28"/>
-                <w:szCs w:val="28"/>
                 <w:rtl/>
                 <w:lang w:bidi="fa-IR"/>
               </w:rPr>
@@ -4076,8 +3445,6 @@
               <w:spacing w:line="276" w:lineRule="auto"/>
               <w:rPr>
                 <w:rFonts w:ascii="Vazirmatn" w:hAnsi="Vazirmatn"/>
-                <w:sz w:val="28"/>
-                <w:szCs w:val="28"/>
                 <w:rtl/>
                 <w:lang w:bidi="fa-IR"/>
               </w:rPr>
@@ -4085,28 +3452,14 @@
             <w:r>
               <w:rPr>
                 <w:rFonts w:ascii="Vazirmatn" w:hAnsi="Vazirmatn" w:hint="cs"/>
-                <w:sz w:val="28"/>
-                <w:szCs w:val="28"/>
-                <w:rtl/>
-                <w:lang w:bidi="fa-IR"/>
-              </w:rPr>
-              <w:t>ب</w:t>
-            </w:r>
-            <w:r>
-              <w:rPr>
-                <w:rFonts w:ascii="Vazirmatn" w:hAnsi="Vazirmatn" w:hint="cs"/>
-                <w:sz w:val="28"/>
-                <w:szCs w:val="28"/>
-                <w:rtl/>
-                <w:lang w:bidi="fa-IR"/>
-              </w:rPr>
-              <w:t xml:space="preserve">) </w:t>
-            </w:r>
-            <w:r>
-              <w:rPr>
-                <w:rFonts w:ascii="Vazirmatn" w:hAnsi="Vazirmatn"/>
-                <w:sz w:val="28"/>
-                <w:szCs w:val="28"/>
+                <w:rtl/>
+                <w:lang w:bidi="fa-IR"/>
+              </w:rPr>
+              <w:t xml:space="preserve">ب) </w:t>
+            </w:r>
+            <w:r>
+              <w:rPr>
+                <w:rFonts w:ascii="Vazirmatn" w:hAnsi="Vazirmatn"/>
                 <w:u w:val="single"/>
                 <w:rtl/>
                 <w:lang w:bidi="fa-IR"/>
@@ -4116,8 +3469,6 @@
             <w:r>
               <w:rPr>
                 <w:rFonts w:ascii="Vazirmatn" w:hAnsi="Vazirmatn"/>
-                <w:sz w:val="28"/>
-                <w:szCs w:val="28"/>
                 <w:rtl/>
                 <w:lang w:bidi="fa-IR"/>
               </w:rPr>
@@ -4126,8 +3477,6 @@
             <w:r>
               <w:rPr>
                 <w:rFonts w:ascii="Vazirmatn" w:hAnsi="Vazirmatn" w:hint="cs"/>
-                <w:sz w:val="28"/>
-                <w:szCs w:val="28"/>
                 <w:rtl/>
                 <w:lang w:bidi="fa-IR"/>
               </w:rPr>
@@ -4136,8 +3485,6 @@
             <w:r>
               <w:rPr>
                 <w:rFonts w:asciiTheme="majorBidi" w:hAnsiTheme="majorBidi" w:cstheme="majorBidi"/>
-                <w:sz w:val="28"/>
-                <w:szCs w:val="28"/>
                 <w:lang w:bidi="fa-IR"/>
               </w:rPr>
               <w:t>AB</w:t>
@@ -4145,8 +3492,6 @@
             <w:r>
               <w:rPr>
                 <w:rFonts w:ascii="Vazirmatn" w:hAnsi="Vazirmatn" w:hint="cs"/>
-                <w:sz w:val="28"/>
-                <w:szCs w:val="28"/>
                 <w:rtl/>
                 <w:lang w:bidi="fa-IR"/>
               </w:rPr>
@@ -4155,8 +3500,6 @@
             <w:r>
               <w:rPr>
                 <w:rFonts w:ascii="B Nazanin,Bold" w:cs="B Nazanin,Bold" w:hint="cs"/>
-                <w:sz w:val="28"/>
-                <w:szCs w:val="28"/>
                 <w:rtl/>
                 <w:lang w:bidi="fa-IR"/>
               </w:rPr>
@@ -4165,8 +3508,6 @@
             <w:r>
               <w:rPr>
                 <w:rFonts w:ascii="B Nazanin,Bold" w:cs="B Nazanin,Bold"/>
-                <w:sz w:val="28"/>
-                <w:szCs w:val="28"/>
                 <w:rtl/>
                 <w:lang w:bidi="fa-IR"/>
               </w:rPr>
@@ -4175,8 +3516,6 @@
             <w:r>
               <w:rPr>
                 <w:rFonts w:ascii="B Nazanin,Bold" w:cs="B Nazanin,Bold" w:hint="cs"/>
-                <w:sz w:val="28"/>
-                <w:szCs w:val="28"/>
                 <w:rtl/>
                 <w:lang w:bidi="fa-IR"/>
               </w:rPr>
@@ -4185,8 +3524,6 @@
             <w:r>
               <w:rPr>
                 <w:rFonts w:ascii="B Nazanin,Bold" w:cs="B Nazanin,Bold"/>
-                <w:sz w:val="28"/>
-                <w:szCs w:val="28"/>
                 <w:rtl/>
                 <w:lang w:bidi="fa-IR"/>
               </w:rPr>
@@ -4195,8 +3532,6 @@
             <w:r>
               <w:rPr>
                 <w:rFonts w:ascii="B Nazanin,Bold" w:cs="B Nazanin,Bold" w:hint="cs"/>
-                <w:sz w:val="28"/>
-                <w:szCs w:val="28"/>
                 <w:rtl/>
                 <w:lang w:bidi="fa-IR"/>
               </w:rPr>
@@ -4205,8 +3540,6 @@
             <w:r>
               <w:rPr>
                 <w:rFonts w:ascii="B Nazanin,Bold" w:cs="B Nazanin,Bold"/>
-                <w:sz w:val="28"/>
-                <w:szCs w:val="28"/>
                 <w:rtl/>
                 <w:lang w:bidi="fa-IR"/>
               </w:rPr>
@@ -4215,8 +3548,6 @@
             <w:r>
               <w:rPr>
                 <w:rFonts w:ascii="B Nazanin,Bold" w:cs="B Nazanin,Bold" w:hint="cs"/>
-                <w:sz w:val="28"/>
-                <w:szCs w:val="28"/>
                 <w:rtl/>
                 <w:lang w:bidi="fa-IR"/>
               </w:rPr>
@@ -4225,8 +3556,6 @@
             <w:r>
               <w:rPr>
                 <w:rFonts w:ascii="B Nazanin,Bold" w:cs="B Nazanin,Bold"/>
-                <w:sz w:val="28"/>
-                <w:szCs w:val="28"/>
                 <w:rtl/>
                 <w:lang w:bidi="fa-IR"/>
               </w:rPr>
@@ -4235,8 +3564,6 @@
             <w:r>
               <w:rPr>
                 <w:rFonts w:ascii="Vazirmatn" w:hAnsi="Vazirmatn" w:hint="cs"/>
-                <w:sz w:val="28"/>
-                <w:szCs w:val="28"/>
                 <w:rtl/>
                 <w:lang w:bidi="fa-IR"/>
               </w:rPr>
@@ -4248,8 +3575,6 @@
               <w:spacing w:line="276" w:lineRule="auto"/>
               <w:rPr>
                 <w:rFonts w:ascii="Vazirmatn" w:hAnsi="Vazirmatn"/>
-                <w:sz w:val="28"/>
-                <w:szCs w:val="28"/>
                 <w:rtl/>
                 <w:lang w:bidi="fa-IR"/>
               </w:rPr>
@@ -4266,8 +3591,6 @@
               <w:jc w:val="center"/>
               <w:rPr>
                 <w:rFonts w:ascii="Vazirmatn" w:hAnsi="Vazirmatn"/>
-                <w:sz w:val="28"/>
-                <w:szCs w:val="28"/>
                 <w:rtl/>
                 <w:lang w:bidi="fa-IR"/>
               </w:rPr>
@@ -4275,8 +3598,6 @@
             <w:r>
               <w:rPr>
                 <w:rFonts w:ascii="Vazirmatn" w:hAnsi="Vazirmatn" w:hint="cs"/>
-                <w:sz w:val="28"/>
-                <w:szCs w:val="28"/>
                 <w:rtl/>
                 <w:lang w:bidi="fa-IR"/>
               </w:rPr>
@@ -4285,8 +3606,6 @@
             <w:r>
               <w:rPr>
                 <w:rFonts w:ascii="Vazirmatn" w:hAnsi="Vazirmatn" w:hint="cs"/>
-                <w:sz w:val="28"/>
-                <w:szCs w:val="28"/>
                 <w:rtl/>
                 <w:lang w:bidi="fa-IR"/>
               </w:rPr>
@@ -4303,8 +3622,6 @@
         </w:tabs>
         <w:rPr>
           <w:rFonts w:ascii="Vazirmatn" w:hAnsi="Vazirmatn"/>
-          <w:sz w:val="2"/>
-          <w:szCs w:val="2"/>
           <w:rtl/>
           <w:lang w:bidi="fa-IR"/>
         </w:rPr>
@@ -5745,7 +5062,7 @@
 </file>
 
 <file path=customXml/itemProps1.xml><?xml version="1.0" encoding="utf-8"?>
-<ds:datastoreItem xmlns:ds="http://schemas.openxmlformats.org/officeDocument/2006/customXml" ds:itemID="{B5BE0C4E-6501-4506-AE3F-00941C9DA8F4}">
+<ds:datastoreItem xmlns:ds="http://schemas.openxmlformats.org/officeDocument/2006/customXml" ds:itemID="{85C5E6AD-C705-45F2-892D-20B8B98E3706}">
   <ds:schemaRefs>
     <ds:schemaRef ds:uri="http://schemas.openxmlformats.org/officeDocument/2006/bibliography"/>
   </ds:schemaRefs>
